--- a/RT/РТ (УП02) пара 6 ст Алиев Бандар 3ИП-1-24.docx
+++ b/RT/РТ (УП02) пара 6 ст Алиев Бандар 3ИП-1-24.docx
@@ -2642,8 +2642,6 @@
         </w:rPr>
         <w:t>Повысить надёжность.</w:t>
       </w:r>
-      <w:bookmarkStart w:id="0" w:name="_GoBack"/>
-      <w:bookmarkEnd w:id="0"/>
     </w:p>
     <w:p>
       <w:pPr>
@@ -3119,9 +3117,11 @@
         <w:shd w:val="clear" w:color="auto" w:fill="FFFFFF"/>
         <w:spacing w:before="240" w:after="240" w:line="240" w:lineRule="auto"/>
         <w:rPr>
-          <w:rFonts w:ascii="Segoe UI" w:hAnsi="Segoe UI" w:eastAsia="Times New Roman" w:cs="Segoe UI"/>
-          <w:color w:val="0F1115"/>
-          <w:lang w:eastAsia="ru-RU"/>
+          <w:rFonts w:hint="default" w:ascii="Segoe UI" w:hAnsi="Segoe UI" w:eastAsia="Times New Roman" w:cs="Segoe UI"/>
+          <w:b/>
+          <w:bCs/>
+          <w:color w:val="0F1115"/>
+          <w:lang w:val="en-US" w:eastAsia="ru-RU"/>
         </w:rPr>
       </w:pPr>
       <w:r>
@@ -3134,6 +3134,139 @@
         </w:rPr>
         <w:t>Ответ:</w:t>
       </w:r>
+      <w:r>
+        <w:rPr>
+          <w:rFonts w:hint="default" w:ascii="Segoe UI" w:hAnsi="Segoe UI" w:eastAsia="Times New Roman" w:cs="Segoe UI"/>
+          <w:b/>
+          <w:bCs/>
+          <w:color w:val="0F1115"/>
+          <w:lang w:val="en-US" w:eastAsia="ru-RU"/>
+        </w:rPr>
+        <w:t xml:space="preserve"> </w:t>
+      </w:r>
+    </w:p>
+    <w:p>
+      <w:pPr>
+        <w:shd w:val="clear" w:color="auto" w:fill="FFFFFF"/>
+        <w:spacing w:before="240" w:after="240" w:line="240" w:lineRule="auto"/>
+        <w:rPr>
+          <w:rFonts w:hint="default" w:ascii="Segoe UI" w:hAnsi="Segoe UI" w:eastAsia="Times New Roman" w:cs="Segoe UI"/>
+          <w:b/>
+          <w:bCs/>
+          <w:color w:val="0F1115"/>
+          <w:lang w:val="en-US" w:eastAsia="ru-RU"/>
+        </w:rPr>
+      </w:pPr>
+      <w:r>
+        <w:rPr>
+          <w:rFonts w:hint="default" w:ascii="Segoe UI" w:hAnsi="Segoe UI" w:eastAsia="Times New Roman" w:cs="Segoe UI"/>
+          <w:b/>
+          <w:bCs/>
+          <w:color w:val="0F1115"/>
+          <w:lang w:val="en-US" w:eastAsia="ru-RU"/>
+        </w:rPr>
+        <w:t>·  появятся ошибки у пользователей;</w:t>
+      </w:r>
+    </w:p>
+    <w:p>
+      <w:pPr>
+        <w:shd w:val="clear" w:color="auto" w:fill="FFFFFF"/>
+        <w:spacing w:before="240" w:after="240" w:line="240" w:lineRule="auto"/>
+        <w:rPr>
+          <w:rFonts w:hint="default" w:ascii="Segoe UI" w:hAnsi="Segoe UI" w:eastAsia="Times New Roman" w:cs="Segoe UI"/>
+          <w:b/>
+          <w:bCs/>
+          <w:color w:val="0F1115"/>
+          <w:lang w:val="en-US" w:eastAsia="ru-RU"/>
+        </w:rPr>
+      </w:pPr>
+      <w:r>
+        <w:rPr>
+          <w:rFonts w:hint="default" w:ascii="Segoe UI" w:hAnsi="Segoe UI" w:eastAsia="Times New Roman" w:cs="Segoe UI"/>
+          <w:b/>
+          <w:bCs/>
+          <w:color w:val="0F1115"/>
+          <w:lang w:val="en-US" w:eastAsia="ru-RU"/>
+        </w:rPr>
+        <w:t>·  не будет проверки на некорректные и крайние значения;</w:t>
+      </w:r>
+    </w:p>
+    <w:p>
+      <w:pPr>
+        <w:shd w:val="clear" w:color="auto" w:fill="FFFFFF"/>
+        <w:spacing w:before="240" w:after="240" w:line="240" w:lineRule="auto"/>
+        <w:rPr>
+          <w:rFonts w:hint="default" w:ascii="Segoe UI" w:hAnsi="Segoe UI" w:eastAsia="Times New Roman" w:cs="Segoe UI"/>
+          <w:b/>
+          <w:bCs/>
+          <w:color w:val="0F1115"/>
+          <w:lang w:val="en-US" w:eastAsia="ru-RU"/>
+        </w:rPr>
+      </w:pPr>
+      <w:r>
+        <w:rPr>
+          <w:rFonts w:hint="default" w:ascii="Segoe UI" w:hAnsi="Segoe UI" w:eastAsia="Times New Roman" w:cs="Segoe UI"/>
+          <w:b/>
+          <w:bCs/>
+          <w:color w:val="0F1115"/>
+          <w:lang w:val="en-US" w:eastAsia="ru-RU"/>
+        </w:rPr>
+        <w:t>·  сложно будет вносить правки без риска что</w:t>
+      </w:r>
+      <w:r>
+        <w:rPr>
+          <w:rFonts w:hint="default" w:ascii="Segoe UI" w:hAnsi="Segoe UI" w:eastAsia="Times New Roman" w:cs="Segoe UI"/>
+          <w:b/>
+          <w:bCs/>
+          <w:color w:val="0F1115"/>
+          <w:lang w:val="en-US" w:eastAsia="ru-RU"/>
+        </w:rPr>
+        <w:noBreakHyphen/>
+      </w:r>
+      <w:r>
+        <w:rPr>
+          <w:rFonts w:hint="default" w:ascii="Segoe UI" w:hAnsi="Segoe UI" w:eastAsia="Times New Roman" w:cs="Segoe UI"/>
+          <w:b/>
+          <w:bCs/>
+          <w:color w:val="0F1115"/>
+          <w:lang w:val="en-US" w:eastAsia="ru-RU"/>
+        </w:rPr>
+        <w:t>то сломать;</w:t>
+      </w:r>
+    </w:p>
+    <w:p>
+      <w:pPr>
+        <w:shd w:val="clear" w:color="auto" w:fill="FFFFFF"/>
+        <w:spacing w:before="240" w:after="240" w:line="240" w:lineRule="auto"/>
+        <w:rPr>
+          <w:rFonts w:hint="default" w:ascii="Segoe UI" w:hAnsi="Segoe UI" w:eastAsia="Times New Roman" w:cs="Segoe UI"/>
+          <w:b/>
+          <w:bCs/>
+          <w:color w:val="0F1115"/>
+          <w:lang w:val="en-US" w:eastAsia="ru-RU"/>
+        </w:rPr>
+      </w:pPr>
+      <w:r>
+        <w:rPr>
+          <w:rFonts w:hint="default" w:ascii="Segoe UI" w:hAnsi="Segoe UI" w:eastAsia="Times New Roman" w:cs="Segoe UI"/>
+          <w:b/>
+          <w:bCs/>
+          <w:color w:val="0F1115"/>
+          <w:lang w:val="en-US" w:eastAsia="ru-RU"/>
+        </w:rPr>
+        <w:t>·  возможны финансовые и репутационные потери.</w:t>
+      </w:r>
+    </w:p>
+    <w:p>
+      <w:pPr>
+        <w:shd w:val="clear" w:color="auto" w:fill="FFFFFF"/>
+        <w:spacing w:before="240" w:after="240" w:line="240" w:lineRule="auto"/>
+        <w:rPr>
+          <w:rFonts w:hint="default" w:ascii="Segoe UI" w:hAnsi="Segoe UI" w:eastAsia="Times New Roman" w:cs="Segoe UI"/>
+          <w:color w:val="0F1115"/>
+          <w:lang w:val="en-US" w:eastAsia="ru-RU"/>
+        </w:rPr>
+      </w:pPr>
     </w:p>
     <w:p>
       <w:pPr>
@@ -4088,12 +4221,30 @@
             <w:pPr>
               <w:spacing w:after="0" w:line="375" w:lineRule="atLeast"/>
               <w:rPr>
-                <w:rFonts w:ascii="Segoe UI" w:hAnsi="Segoe UI" w:eastAsia="Times New Roman" w:cs="Segoe UI"/>
-                <w:sz w:val="23"/>
-                <w:szCs w:val="23"/>
-                <w:lang w:eastAsia="ru-RU"/>
+                <w:rFonts w:hint="default" w:ascii="Segoe UI" w:hAnsi="Segoe UI" w:eastAsia="Times New Roman" w:cs="Segoe UI"/>
+                <w:sz w:val="23"/>
+                <w:szCs w:val="23"/>
+                <w:lang w:val="en-US" w:eastAsia="ru-RU"/>
               </w:rPr>
             </w:pPr>
+            <w:r>
+              <w:rPr>
+                <w:rFonts w:ascii="Segoe UI" w:hAnsi="Segoe UI" w:eastAsia="Times New Roman" w:cs="Segoe UI"/>
+                <w:sz w:val="23"/>
+                <w:szCs w:val="23"/>
+                <w:lang w:eastAsia="ru-RU"/>
+              </w:rPr>
+              <w:t>Товар</w:t>
+            </w:r>
+            <w:r>
+              <w:rPr>
+                <w:rFonts w:hint="default" w:ascii="Segoe UI" w:hAnsi="Segoe UI" w:eastAsia="Times New Roman" w:cs="Segoe UI"/>
+                <w:sz w:val="23"/>
+                <w:szCs w:val="23"/>
+                <w:lang w:val="en-US" w:eastAsia="ru-RU"/>
+              </w:rPr>
+              <w:t xml:space="preserve"> с нулевой оценкой </w:t>
+            </w:r>
           </w:p>
         </w:tc>
         <w:tc>
@@ -4111,12 +4262,21 @@
             <w:pPr>
               <w:spacing w:after="0" w:line="375" w:lineRule="atLeast"/>
               <w:rPr>
-                <w:rFonts w:ascii="Times New Roman" w:hAnsi="Times New Roman" w:eastAsia="Times New Roman" w:cs="Times New Roman"/>
+                <w:rFonts w:hint="default" w:ascii="Segoe UI" w:hAnsi="Segoe UI" w:eastAsia="Times New Roman" w:cs="Segoe UI"/>
                 <w:sz w:val="20"/>
                 <w:szCs w:val="20"/>
                 <w:lang w:eastAsia="ru-RU"/>
               </w:rPr>
             </w:pPr>
+            <w:r>
+              <w:rPr>
+                <w:rFonts w:hint="default" w:ascii="Segoe UI" w:hAnsi="Segoe UI" w:eastAsia="Times New Roman" w:cs="Segoe UI"/>
+                <w:sz w:val="28"/>
+                <w:szCs w:val="28"/>
+                <w:lang w:eastAsia="ru-RU"/>
+              </w:rPr>
+              <w:t>Скидка считается как 0 (не возникает ошибок деления/расчёта)</w:t>
+            </w:r>
           </w:p>
         </w:tc>
       </w:tr>
@@ -4193,6 +4353,15 @@
                 <w:lang w:eastAsia="ru-RU"/>
               </w:rPr>
             </w:pPr>
+            <w:r>
+              <w:rPr>
+                <w:rFonts w:ascii="Segoe UI" w:hAnsi="Segoe UI" w:eastAsia="Times New Roman" w:cs="Segoe UI"/>
+                <w:sz w:val="23"/>
+                <w:szCs w:val="23"/>
+                <w:lang w:eastAsia="ru-RU"/>
+              </w:rPr>
+              <w:t>Товар с отрицательным количеством</w:t>
+            </w:r>
           </w:p>
         </w:tc>
         <w:tc>
@@ -4216,6 +4385,15 @@
                 <w:lang w:eastAsia="ru-RU"/>
               </w:rPr>
             </w:pPr>
+            <w:r>
+              <w:rPr>
+                <w:rFonts w:ascii="Times New Roman" w:hAnsi="Times New Roman" w:eastAsia="Times New Roman" w:cs="Times New Roman"/>
+                <w:sz w:val="22"/>
+                <w:szCs w:val="22"/>
+                <w:lang w:eastAsia="ru-RU"/>
+              </w:rPr>
+              <w:t>Система отклоняет данные: выдаёт ошибку валидации (отрицательное количество недопустимо)</w:t>
+            </w:r>
           </w:p>
         </w:tc>
       </w:tr>
@@ -4293,9 +4471,9 @@
         <w:shd w:val="clear" w:color="auto" w:fill="FFFFFF"/>
         <w:spacing w:before="240" w:after="240" w:line="240" w:lineRule="auto"/>
         <w:rPr>
-          <w:rFonts w:ascii="Segoe UI" w:hAnsi="Segoe UI" w:eastAsia="Times New Roman" w:cs="Segoe UI"/>
-          <w:color w:val="0F1115"/>
-          <w:lang w:eastAsia="ru-RU"/>
+          <w:rFonts w:hint="default" w:ascii="Segoe UI" w:hAnsi="Segoe UI" w:eastAsia="Times New Roman" w:cs="Segoe UI"/>
+          <w:color w:val="0F1115"/>
+          <w:lang w:val="en-US" w:eastAsia="ru-RU"/>
         </w:rPr>
       </w:pPr>
       <w:r>
@@ -4307,6 +4485,16 @@
           <w:lang w:eastAsia="ru-RU"/>
         </w:rPr>
         <w:t>Ответ:</w:t>
+      </w:r>
+      <w:r>
+        <w:rPr>
+          <w:rFonts w:hint="default" w:ascii="Segoe UI" w:hAnsi="Segoe UI" w:eastAsia="Times New Roman" w:cs="Segoe UI"/>
+          <w:b/>
+          <w:bCs/>
+          <w:color w:val="0F1115"/>
+          <w:lang w:val="en-US" w:eastAsia="ru-RU"/>
+        </w:rPr>
+        <w:t xml:space="preserve"> Если дата расчёта — 1 января, предыдущий месяц — декабрь прошлого года. Важно, чтобы алгоритм корректно обрабатывал смену года и правильно брал данные за декабрь (без ошибок в диапазонах дат).</w:t>
       </w:r>
     </w:p>
     <w:p>
@@ -9368,9 +9556,9 @@
         <w:gridCol w:w="504"/>
         <w:gridCol w:w="1567"/>
         <w:gridCol w:w="978"/>
-        <w:gridCol w:w="931"/>
+        <w:gridCol w:w="1104"/>
         <w:gridCol w:w="1402"/>
-        <w:gridCol w:w="1446"/>
+        <w:gridCol w:w="4045"/>
       </w:tblGrid>
       <w:tr>
         <w:tblPrEx>
@@ -9653,12 +9841,21 @@
             <w:pPr>
               <w:spacing w:after="0" w:line="375" w:lineRule="atLeast"/>
               <w:rPr>
-                <w:rFonts w:ascii="Segoe UI" w:hAnsi="Segoe UI" w:eastAsia="Times New Roman" w:cs="Segoe UI"/>
-                <w:sz w:val="23"/>
-                <w:szCs w:val="23"/>
-                <w:lang w:eastAsia="ru-RU"/>
+                <w:rFonts w:hint="default" w:ascii="Segoe UI" w:hAnsi="Segoe UI" w:eastAsia="Times New Roman" w:cs="Segoe UI"/>
+                <w:sz w:val="23"/>
+                <w:szCs w:val="23"/>
+                <w:lang w:val="en-US" w:eastAsia="ru-RU"/>
               </w:rPr>
             </w:pPr>
+            <w:r>
+              <w:rPr>
+                <w:rFonts w:hint="default" w:ascii="Segoe UI" w:hAnsi="Segoe UI" w:eastAsia="Times New Roman" w:cs="Segoe UI"/>
+                <w:sz w:val="23"/>
+                <w:szCs w:val="23"/>
+                <w:lang w:val="en-US" w:eastAsia="ru-RU"/>
+              </w:rPr>
+              <w:t>1</w:t>
+            </w:r>
           </w:p>
         </w:tc>
         <w:tc>
@@ -9676,12 +9873,21 @@
             <w:pPr>
               <w:spacing w:after="0" w:line="375" w:lineRule="atLeast"/>
               <w:rPr>
-                <w:rFonts w:ascii="Times New Roman" w:hAnsi="Times New Roman" w:eastAsia="Times New Roman" w:cs="Times New Roman"/>
+                <w:rFonts w:hint="default" w:ascii="Times New Roman" w:hAnsi="Times New Roman" w:eastAsia="Times New Roman" w:cs="Times New Roman"/>
                 <w:sz w:val="20"/>
                 <w:szCs w:val="20"/>
-                <w:lang w:eastAsia="ru-RU"/>
+                <w:lang w:val="en-US" w:eastAsia="ru-RU"/>
               </w:rPr>
             </w:pPr>
+            <w:r>
+              <w:rPr>
+                <w:rFonts w:hint="default" w:ascii="Times New Roman" w:hAnsi="Times New Roman" w:eastAsia="Times New Roman" w:cs="Times New Roman"/>
+                <w:sz w:val="20"/>
+                <w:szCs w:val="20"/>
+                <w:lang w:val="en-US" w:eastAsia="ru-RU"/>
+              </w:rPr>
+              <w:t>9000</w:t>
+            </w:r>
           </w:p>
         </w:tc>
         <w:tc>
@@ -9699,12 +9905,21 @@
             <w:pPr>
               <w:spacing w:after="0" w:line="375" w:lineRule="atLeast"/>
               <w:rPr>
-                <w:rFonts w:ascii="Times New Roman" w:hAnsi="Times New Roman" w:eastAsia="Times New Roman" w:cs="Times New Roman"/>
+                <w:rFonts w:hint="default" w:ascii="Times New Roman" w:hAnsi="Times New Roman" w:eastAsia="Times New Roman" w:cs="Times New Roman"/>
                 <w:sz w:val="20"/>
                 <w:szCs w:val="20"/>
-                <w:lang w:eastAsia="ru-RU"/>
+                <w:lang w:val="en-US" w:eastAsia="ru-RU"/>
               </w:rPr>
             </w:pPr>
+            <w:r>
+              <w:rPr>
+                <w:rFonts w:hint="default" w:ascii="Times New Roman" w:hAnsi="Times New Roman" w:eastAsia="Times New Roman" w:cs="Times New Roman"/>
+                <w:sz w:val="20"/>
+                <w:szCs w:val="20"/>
+                <w:lang w:val="en-US" w:eastAsia="ru-RU"/>
+              </w:rPr>
+              <w:t>2026-10-15</w:t>
+            </w:r>
           </w:p>
         </w:tc>
         <w:tc>
@@ -9722,12 +9937,21 @@
             <w:pPr>
               <w:spacing w:after="0" w:line="375" w:lineRule="atLeast"/>
               <w:rPr>
-                <w:rFonts w:ascii="Times New Roman" w:hAnsi="Times New Roman" w:eastAsia="Times New Roman" w:cs="Times New Roman"/>
+                <w:rFonts w:hint="default" w:ascii="Times New Roman" w:hAnsi="Times New Roman" w:eastAsia="Times New Roman" w:cs="Times New Roman"/>
                 <w:sz w:val="20"/>
                 <w:szCs w:val="20"/>
-                <w:lang w:eastAsia="ru-RU"/>
+                <w:lang w:val="en-US" w:eastAsia="ru-RU"/>
               </w:rPr>
             </w:pPr>
+            <w:r>
+              <w:rPr>
+                <w:rFonts w:hint="default" w:ascii="Times New Roman" w:hAnsi="Times New Roman" w:eastAsia="Times New Roman" w:cs="Times New Roman"/>
+                <w:sz w:val="20"/>
+                <w:szCs w:val="20"/>
+                <w:lang w:val="en-US" w:eastAsia="ru-RU"/>
+              </w:rPr>
+              <w:t>9000</w:t>
+            </w:r>
           </w:p>
         </w:tc>
         <w:tc>
@@ -9751,6 +9975,15 @@
                 <w:lang w:eastAsia="ru-RU"/>
               </w:rPr>
             </w:pPr>
+            <w:r>
+              <w:rPr>
+                <w:rFonts w:ascii="Times New Roman" w:hAnsi="Times New Roman" w:eastAsia="Times New Roman" w:cs="Times New Roman"/>
+                <w:sz w:val="20"/>
+                <w:szCs w:val="20"/>
+                <w:lang w:eastAsia="ru-RU"/>
+              </w:rPr>
+              <w:t>В сентябре был заказ на товар 1 (из таблицы «Заказ») → скидка не применяется</w:t>
+            </w:r>
           </w:p>
         </w:tc>
       </w:tr>
@@ -9821,12 +10054,21 @@
             <w:pPr>
               <w:spacing w:after="0" w:line="375" w:lineRule="atLeast"/>
               <w:rPr>
-                <w:rFonts w:ascii="Segoe UI" w:hAnsi="Segoe UI" w:eastAsia="Times New Roman" w:cs="Segoe UI"/>
-                <w:sz w:val="23"/>
-                <w:szCs w:val="23"/>
-                <w:lang w:eastAsia="ru-RU"/>
+                <w:rFonts w:hint="default" w:ascii="Segoe UI" w:hAnsi="Segoe UI" w:eastAsia="Times New Roman" w:cs="Segoe UI"/>
+                <w:sz w:val="23"/>
+                <w:szCs w:val="23"/>
+                <w:lang w:val="en-US" w:eastAsia="ru-RU"/>
               </w:rPr>
             </w:pPr>
+            <w:r>
+              <w:rPr>
+                <w:rFonts w:hint="default" w:ascii="Segoe UI" w:hAnsi="Segoe UI" w:eastAsia="Times New Roman" w:cs="Segoe UI"/>
+                <w:sz w:val="23"/>
+                <w:szCs w:val="23"/>
+                <w:lang w:val="en-US" w:eastAsia="ru-RU"/>
+              </w:rPr>
+              <w:t>5</w:t>
+            </w:r>
           </w:p>
         </w:tc>
         <w:tc>
@@ -9844,12 +10086,21 @@
             <w:pPr>
               <w:spacing w:after="0" w:line="375" w:lineRule="atLeast"/>
               <w:rPr>
-                <w:rFonts w:ascii="Times New Roman" w:hAnsi="Times New Roman" w:eastAsia="Times New Roman" w:cs="Times New Roman"/>
+                <w:rFonts w:hint="default" w:ascii="Times New Roman" w:hAnsi="Times New Roman" w:eastAsia="Times New Roman" w:cs="Times New Roman"/>
                 <w:sz w:val="20"/>
                 <w:szCs w:val="20"/>
-                <w:lang w:eastAsia="ru-RU"/>
+                <w:lang w:val="en-US" w:eastAsia="ru-RU"/>
               </w:rPr>
             </w:pPr>
+            <w:r>
+              <w:rPr>
+                <w:rFonts w:hint="default" w:ascii="Times New Roman" w:hAnsi="Times New Roman" w:eastAsia="Times New Roman" w:cs="Times New Roman"/>
+                <w:sz w:val="20"/>
+                <w:szCs w:val="20"/>
+                <w:lang w:val="en-US" w:eastAsia="ru-RU"/>
+              </w:rPr>
+              <w:t>5000</w:t>
+            </w:r>
           </w:p>
         </w:tc>
         <w:tc>
@@ -9867,12 +10118,21 @@
             <w:pPr>
               <w:spacing w:after="0" w:line="375" w:lineRule="atLeast"/>
               <w:rPr>
-                <w:rFonts w:ascii="Times New Roman" w:hAnsi="Times New Roman" w:eastAsia="Times New Roman" w:cs="Times New Roman"/>
+                <w:rFonts w:hint="default" w:ascii="Times New Roman" w:hAnsi="Times New Roman" w:eastAsia="Times New Roman" w:cs="Times New Roman"/>
                 <w:sz w:val="20"/>
                 <w:szCs w:val="20"/>
-                <w:lang w:eastAsia="ru-RU"/>
+                <w:lang w:val="en-US" w:eastAsia="ru-RU"/>
               </w:rPr>
             </w:pPr>
+            <w:r>
+              <w:rPr>
+                <w:rFonts w:hint="default" w:ascii="Times New Roman" w:hAnsi="Times New Roman" w:eastAsia="Times New Roman" w:cs="Times New Roman"/>
+                <w:sz w:val="20"/>
+                <w:szCs w:val="20"/>
+                <w:lang w:val="en-US" w:eastAsia="ru-RU"/>
+              </w:rPr>
+              <w:t>2026-10-15</w:t>
+            </w:r>
           </w:p>
         </w:tc>
         <w:tc>
@@ -9890,12 +10150,21 @@
             <w:pPr>
               <w:spacing w:after="0" w:line="375" w:lineRule="atLeast"/>
               <w:rPr>
-                <w:rFonts w:ascii="Times New Roman" w:hAnsi="Times New Roman" w:eastAsia="Times New Roman" w:cs="Times New Roman"/>
+                <w:rFonts w:hint="default" w:ascii="Times New Roman" w:hAnsi="Times New Roman" w:eastAsia="Times New Roman" w:cs="Times New Roman"/>
                 <w:sz w:val="20"/>
                 <w:szCs w:val="20"/>
-                <w:lang w:eastAsia="ru-RU"/>
+                <w:lang w:val="en-US" w:eastAsia="ru-RU"/>
               </w:rPr>
             </w:pPr>
+            <w:r>
+              <w:rPr>
+                <w:rFonts w:hint="default" w:ascii="Times New Roman" w:hAnsi="Times New Roman" w:eastAsia="Times New Roman" w:cs="Times New Roman"/>
+                <w:sz w:val="20"/>
+                <w:szCs w:val="20"/>
+                <w:lang w:val="en-US" w:eastAsia="ru-RU"/>
+              </w:rPr>
+              <w:t>3750</w:t>
+            </w:r>
           </w:p>
         </w:tc>
         <w:tc>
@@ -9919,6 +10188,15 @@
                 <w:lang w:eastAsia="ru-RU"/>
               </w:rPr>
             </w:pPr>
+            <w:r>
+              <w:rPr>
+                <w:rFonts w:ascii="Times New Roman" w:hAnsi="Times New Roman" w:eastAsia="Times New Roman" w:cs="Times New Roman"/>
+                <w:sz w:val="20"/>
+                <w:szCs w:val="20"/>
+                <w:lang w:eastAsia="ru-RU"/>
+              </w:rPr>
+              <w:t>В сентябре нет заказов на товар 5 («Шрек») → применяется скидка 25 %</w:t>
+            </w:r>
           </w:p>
         </w:tc>
       </w:tr>
@@ -9989,12 +10267,21 @@
             <w:pPr>
               <w:spacing w:after="0" w:line="375" w:lineRule="atLeast"/>
               <w:rPr>
-                <w:rFonts w:ascii="Segoe UI" w:hAnsi="Segoe UI" w:eastAsia="Times New Roman" w:cs="Segoe UI"/>
-                <w:sz w:val="23"/>
-                <w:szCs w:val="23"/>
-                <w:lang w:eastAsia="ru-RU"/>
+                <w:rFonts w:hint="default" w:ascii="Segoe UI" w:hAnsi="Segoe UI" w:eastAsia="Times New Roman" w:cs="Segoe UI"/>
+                <w:sz w:val="23"/>
+                <w:szCs w:val="23"/>
+                <w:lang w:val="en-US" w:eastAsia="ru-RU"/>
               </w:rPr>
             </w:pPr>
+            <w:r>
+              <w:rPr>
+                <w:rFonts w:hint="default" w:ascii="Segoe UI" w:hAnsi="Segoe UI" w:eastAsia="Times New Roman" w:cs="Segoe UI"/>
+                <w:sz w:val="23"/>
+                <w:szCs w:val="23"/>
+                <w:lang w:val="en-US" w:eastAsia="ru-RU"/>
+              </w:rPr>
+              <w:t>2</w:t>
+            </w:r>
           </w:p>
         </w:tc>
         <w:tc>
@@ -10012,12 +10299,21 @@
             <w:pPr>
               <w:spacing w:after="0" w:line="375" w:lineRule="atLeast"/>
               <w:rPr>
-                <w:rFonts w:ascii="Times New Roman" w:hAnsi="Times New Roman" w:eastAsia="Times New Roman" w:cs="Times New Roman"/>
+                <w:rFonts w:hint="default" w:ascii="Times New Roman" w:hAnsi="Times New Roman" w:eastAsia="Times New Roman" w:cs="Times New Roman"/>
                 <w:sz w:val="20"/>
                 <w:szCs w:val="20"/>
-                <w:lang w:eastAsia="ru-RU"/>
+                <w:lang w:val="en-US" w:eastAsia="ru-RU"/>
               </w:rPr>
             </w:pPr>
+            <w:r>
+              <w:rPr>
+                <w:rFonts w:hint="default" w:ascii="Times New Roman" w:hAnsi="Times New Roman" w:eastAsia="Times New Roman" w:cs="Times New Roman"/>
+                <w:sz w:val="20"/>
+                <w:szCs w:val="20"/>
+                <w:lang w:val="en-US" w:eastAsia="ru-RU"/>
+              </w:rPr>
+              <w:t>8000</w:t>
+            </w:r>
           </w:p>
         </w:tc>
         <w:tc>
@@ -10035,12 +10331,21 @@
             <w:pPr>
               <w:spacing w:after="0" w:line="375" w:lineRule="atLeast"/>
               <w:rPr>
-                <w:rFonts w:ascii="Times New Roman" w:hAnsi="Times New Roman" w:eastAsia="Times New Roman" w:cs="Times New Roman"/>
+                <w:rFonts w:hint="default" w:ascii="Times New Roman" w:hAnsi="Times New Roman" w:eastAsia="Times New Roman" w:cs="Times New Roman"/>
                 <w:sz w:val="20"/>
                 <w:szCs w:val="20"/>
-                <w:lang w:eastAsia="ru-RU"/>
+                <w:lang w:val="en-US" w:eastAsia="ru-RU"/>
               </w:rPr>
             </w:pPr>
+            <w:r>
+              <w:rPr>
+                <w:rFonts w:hint="default" w:ascii="Times New Roman" w:hAnsi="Times New Roman" w:eastAsia="Times New Roman" w:cs="Times New Roman"/>
+                <w:sz w:val="20"/>
+                <w:szCs w:val="20"/>
+                <w:lang w:val="en-US" w:eastAsia="ru-RU"/>
+              </w:rPr>
+              <w:t>2027-01-01</w:t>
+            </w:r>
           </w:p>
         </w:tc>
         <w:tc>
@@ -10058,12 +10363,21 @@
             <w:pPr>
               <w:spacing w:after="0" w:line="375" w:lineRule="atLeast"/>
               <w:rPr>
-                <w:rFonts w:ascii="Times New Roman" w:hAnsi="Times New Roman" w:eastAsia="Times New Roman" w:cs="Times New Roman"/>
+                <w:rFonts w:hint="default" w:ascii="Times New Roman" w:hAnsi="Times New Roman" w:eastAsia="Times New Roman" w:cs="Times New Roman"/>
                 <w:sz w:val="20"/>
                 <w:szCs w:val="20"/>
-                <w:lang w:eastAsia="ru-RU"/>
+                <w:lang w:val="en-US" w:eastAsia="ru-RU"/>
               </w:rPr>
             </w:pPr>
+            <w:r>
+              <w:rPr>
+                <w:rFonts w:hint="default" w:ascii="Times New Roman" w:hAnsi="Times New Roman" w:eastAsia="Times New Roman" w:cs="Times New Roman"/>
+                <w:sz w:val="20"/>
+                <w:szCs w:val="20"/>
+                <w:lang w:val="en-US" w:eastAsia="ru-RU"/>
+              </w:rPr>
+              <w:t>6000</w:t>
+            </w:r>
           </w:p>
         </w:tc>
         <w:tc>
@@ -10087,6 +10401,15 @@
                 <w:lang w:eastAsia="ru-RU"/>
               </w:rPr>
             </w:pPr>
+            <w:r>
+              <w:rPr>
+                <w:rFonts w:ascii="Times New Roman" w:hAnsi="Times New Roman" w:eastAsia="Times New Roman" w:cs="Times New Roman"/>
+                <w:sz w:val="20"/>
+                <w:szCs w:val="20"/>
+                <w:lang w:eastAsia="ru-RU"/>
+              </w:rPr>
+              <w:t>1 января: предыдущий месяц — декабрь 2026. Если в декабре не было заказов на товар 2 → скидка 25 %</w:t>
+            </w:r>
           </w:p>
         </w:tc>
       </w:tr>
@@ -10202,6 +10525,49 @@
           <w:lang w:eastAsia="ru-RU"/>
         </w:rPr>
         <w:t>Мой результат:</w:t>
+      </w:r>
+      <w:r>
+        <w:drawing>
+          <wp:inline distT="0" distB="0" distL="114300" distR="114300">
+            <wp:extent cx="5937885" cy="2898140"/>
+            <wp:effectExtent l="0" t="0" r="5715" b="12700"/>
+            <wp:docPr id="1" name="Изображение 1"/>
+            <wp:cNvGraphicFramePr>
+              <a:graphicFrameLocks xmlns:a="http://schemas.openxmlformats.org/drawingml/2006/main" noChangeAspect="1"/>
+            </wp:cNvGraphicFramePr>
+            <a:graphic xmlns:a="http://schemas.openxmlformats.org/drawingml/2006/main">
+              <a:graphicData uri="http://schemas.openxmlformats.org/drawingml/2006/picture">
+                <pic:pic xmlns:pic="http://schemas.openxmlformats.org/drawingml/2006/picture">
+                  <pic:nvPicPr>
+                    <pic:cNvPr id="1" name="Изображение 1"/>
+                    <pic:cNvPicPr>
+                      <a:picLocks noChangeAspect="1"/>
+                    </pic:cNvPicPr>
+                  </pic:nvPicPr>
+                  <pic:blipFill>
+                    <a:blip r:embed="rId7"/>
+                    <a:stretch>
+                      <a:fillRect/>
+                    </a:stretch>
+                  </pic:blipFill>
+                  <pic:spPr>
+                    <a:xfrm>
+                      <a:off x="0" y="0"/>
+                      <a:ext cx="5937885" cy="2898140"/>
+                    </a:xfrm>
+                    <a:prstGeom prst="rect">
+                      <a:avLst/>
+                    </a:prstGeom>
+                    <a:noFill/>
+                    <a:ln>
+                      <a:noFill/>
+                    </a:ln>
+                  </pic:spPr>
+                </pic:pic>
+              </a:graphicData>
+            </a:graphic>
+          </wp:inline>
+        </w:drawing>
       </w:r>
     </w:p>
     <w:p>
@@ -10414,7 +10780,7 @@
       <w:tblGrid>
         <w:gridCol w:w="504"/>
         <w:gridCol w:w="1110"/>
-        <w:gridCol w:w="968"/>
+        <w:gridCol w:w="1680"/>
         <w:gridCol w:w="1680"/>
         <w:gridCol w:w="1529"/>
         <w:gridCol w:w="1146"/>
@@ -10701,12 +11067,21 @@
             <w:pPr>
               <w:spacing w:after="0" w:line="375" w:lineRule="atLeast"/>
               <w:rPr>
-                <w:rFonts w:ascii="Segoe UI" w:hAnsi="Segoe UI" w:eastAsia="Times New Roman" w:cs="Segoe UI"/>
-                <w:sz w:val="23"/>
-                <w:szCs w:val="23"/>
-                <w:lang w:eastAsia="ru-RU"/>
+                <w:rFonts w:hint="default" w:ascii="Segoe UI" w:hAnsi="Segoe UI" w:eastAsia="Times New Roman" w:cs="Segoe UI"/>
+                <w:sz w:val="23"/>
+                <w:szCs w:val="23"/>
+                <w:lang w:val="en-US" w:eastAsia="ru-RU"/>
               </w:rPr>
             </w:pPr>
+            <w:r>
+              <w:rPr>
+                <w:rFonts w:hint="default" w:ascii="Segoe UI" w:hAnsi="Segoe UI" w:eastAsia="Times New Roman" w:cs="Segoe UI"/>
+                <w:sz w:val="23"/>
+                <w:szCs w:val="23"/>
+                <w:lang w:val="en-US" w:eastAsia="ru-RU"/>
+              </w:rPr>
+              <w:t>1</w:t>
+            </w:r>
           </w:p>
         </w:tc>
         <w:tc>
@@ -10724,12 +11099,21 @@
             <w:pPr>
               <w:spacing w:after="0" w:line="375" w:lineRule="atLeast"/>
               <w:rPr>
-                <w:rFonts w:ascii="Times New Roman" w:hAnsi="Times New Roman" w:eastAsia="Times New Roman" w:cs="Times New Roman"/>
+                <w:rFonts w:hint="default" w:ascii="Times New Roman" w:hAnsi="Times New Roman" w:eastAsia="Times New Roman" w:cs="Times New Roman"/>
                 <w:sz w:val="20"/>
                 <w:szCs w:val="20"/>
-                <w:lang w:eastAsia="ru-RU"/>
+                <w:lang w:val="en-US" w:eastAsia="ru-RU"/>
               </w:rPr>
             </w:pPr>
+            <w:r>
+              <w:rPr>
+                <w:rFonts w:hint="default" w:ascii="Times New Roman" w:hAnsi="Times New Roman" w:eastAsia="Times New Roman" w:cs="Times New Roman"/>
+                <w:sz w:val="20"/>
+                <w:szCs w:val="20"/>
+                <w:lang w:val="en-US" w:eastAsia="ru-RU"/>
+              </w:rPr>
+              <w:t>2026-10-15</w:t>
+            </w:r>
           </w:p>
         </w:tc>
         <w:tc>
@@ -10747,12 +11131,21 @@
             <w:pPr>
               <w:spacing w:after="0" w:line="375" w:lineRule="atLeast"/>
               <w:rPr>
-                <w:rFonts w:ascii="Times New Roman" w:hAnsi="Times New Roman" w:eastAsia="Times New Roman" w:cs="Times New Roman"/>
+                <w:rFonts w:hint="default" w:ascii="Times New Roman" w:hAnsi="Times New Roman" w:eastAsia="Times New Roman" w:cs="Times New Roman"/>
                 <w:sz w:val="20"/>
                 <w:szCs w:val="20"/>
-                <w:lang w:eastAsia="ru-RU"/>
+                <w:lang w:val="en-US" w:eastAsia="ru-RU"/>
               </w:rPr>
             </w:pPr>
+            <w:r>
+              <w:rPr>
+                <w:rFonts w:hint="default" w:ascii="Times New Roman" w:hAnsi="Times New Roman" w:eastAsia="Times New Roman" w:cs="Times New Roman"/>
+                <w:sz w:val="20"/>
+                <w:szCs w:val="20"/>
+                <w:lang w:val="en-US" w:eastAsia="ru-RU"/>
+              </w:rPr>
+              <w:t>8500</w:t>
+            </w:r>
           </w:p>
         </w:tc>
         <w:tc>
@@ -10770,12 +11163,21 @@
             <w:pPr>
               <w:spacing w:after="0" w:line="375" w:lineRule="atLeast"/>
               <w:rPr>
-                <w:rFonts w:ascii="Times New Roman" w:hAnsi="Times New Roman" w:eastAsia="Times New Roman" w:cs="Times New Roman"/>
+                <w:rFonts w:hint="default" w:ascii="Times New Roman" w:hAnsi="Times New Roman" w:eastAsia="Times New Roman" w:cs="Times New Roman"/>
                 <w:sz w:val="20"/>
                 <w:szCs w:val="20"/>
-                <w:lang w:eastAsia="ru-RU"/>
+                <w:lang w:val="en-US" w:eastAsia="ru-RU"/>
               </w:rPr>
             </w:pPr>
+            <w:r>
+              <w:rPr>
+                <w:rFonts w:hint="default" w:ascii="Times New Roman" w:hAnsi="Times New Roman" w:eastAsia="Times New Roman" w:cs="Times New Roman"/>
+                <w:sz w:val="20"/>
+                <w:szCs w:val="20"/>
+                <w:lang w:val="en-US" w:eastAsia="ru-RU"/>
+              </w:rPr>
+              <w:t>8500</w:t>
+            </w:r>
           </w:p>
         </w:tc>
         <w:tc>
@@ -10799,6 +11201,14 @@
                 <w:lang w:eastAsia="ru-RU"/>
               </w:rPr>
             </w:pPr>
+            <w:r>
+              <w:rPr>
+                <w:rFonts w:ascii="SimSun" w:hAnsi="SimSun" w:eastAsia="SimSun" w:cs="SimSun"/>
+                <w:sz w:val="24"/>
+                <w:szCs w:val="24"/>
+              </w:rPr>
+              <w:t>✅</w:t>
+            </w:r>
           </w:p>
         </w:tc>
       </w:tr>
@@ -10869,12 +11279,21 @@
             <w:pPr>
               <w:spacing w:after="0" w:line="375" w:lineRule="atLeast"/>
               <w:rPr>
-                <w:rFonts w:ascii="Segoe UI" w:hAnsi="Segoe UI" w:eastAsia="Times New Roman" w:cs="Segoe UI"/>
-                <w:sz w:val="23"/>
-                <w:szCs w:val="23"/>
-                <w:lang w:eastAsia="ru-RU"/>
+                <w:rFonts w:hint="default" w:ascii="Segoe UI" w:hAnsi="Segoe UI" w:eastAsia="Times New Roman" w:cs="Segoe UI"/>
+                <w:sz w:val="23"/>
+                <w:szCs w:val="23"/>
+                <w:lang w:val="en-US" w:eastAsia="ru-RU"/>
               </w:rPr>
             </w:pPr>
+            <w:r>
+              <w:rPr>
+                <w:rFonts w:hint="default" w:ascii="Segoe UI" w:hAnsi="Segoe UI" w:eastAsia="Times New Roman" w:cs="Segoe UI"/>
+                <w:sz w:val="23"/>
+                <w:szCs w:val="23"/>
+                <w:lang w:val="en-US" w:eastAsia="ru-RU"/>
+              </w:rPr>
+              <w:t>2</w:t>
+            </w:r>
           </w:p>
         </w:tc>
         <w:tc>
@@ -10898,6 +11317,14 @@
                 <w:lang w:eastAsia="ru-RU"/>
               </w:rPr>
             </w:pPr>
+            <w:r>
+              <w:rPr>
+                <w:rFonts w:ascii="SimSun" w:hAnsi="SimSun" w:eastAsia="SimSun" w:cs="SimSun"/>
+                <w:sz w:val="24"/>
+                <w:szCs w:val="24"/>
+              </w:rPr>
+              <w:t>2026-10-15</w:t>
+            </w:r>
           </w:p>
         </w:tc>
         <w:tc>
@@ -10921,6 +11348,14 @@
                 <w:lang w:eastAsia="ru-RU"/>
               </w:rPr>
             </w:pPr>
+            <w:r>
+              <w:rPr>
+                <w:rFonts w:ascii="SimSun" w:hAnsi="SimSun" w:eastAsia="SimSun" w:cs="SimSun"/>
+                <w:sz w:val="24"/>
+                <w:szCs w:val="24"/>
+              </w:rPr>
+              <w:t>11250</w:t>
+            </w:r>
           </w:p>
         </w:tc>
         <w:tc>
@@ -10944,6 +11379,14 @@
                 <w:lang w:eastAsia="ru-RU"/>
               </w:rPr>
             </w:pPr>
+            <w:r>
+              <w:rPr>
+                <w:rFonts w:ascii="SimSun" w:hAnsi="SimSun" w:eastAsia="SimSun" w:cs="SimSun"/>
+                <w:sz w:val="24"/>
+                <w:szCs w:val="24"/>
+              </w:rPr>
+              <w:t>11250</w:t>
+            </w:r>
           </w:p>
         </w:tc>
         <w:tc>
@@ -10967,6 +11410,14 @@
                 <w:lang w:eastAsia="ru-RU"/>
               </w:rPr>
             </w:pPr>
+            <w:r>
+              <w:rPr>
+                <w:rFonts w:ascii="SimSun" w:hAnsi="SimSun" w:eastAsia="SimSun" w:cs="SimSun"/>
+                <w:sz w:val="24"/>
+                <w:szCs w:val="24"/>
+              </w:rPr>
+              <w:t>✅</w:t>
+            </w:r>
           </w:p>
         </w:tc>
       </w:tr>
@@ -11037,12 +11488,21 @@
             <w:pPr>
               <w:spacing w:after="0" w:line="375" w:lineRule="atLeast"/>
               <w:rPr>
-                <w:rFonts w:ascii="Segoe UI" w:hAnsi="Segoe UI" w:eastAsia="Times New Roman" w:cs="Segoe UI"/>
-                <w:sz w:val="23"/>
-                <w:szCs w:val="23"/>
-                <w:lang w:eastAsia="ru-RU"/>
+                <w:rFonts w:hint="default" w:ascii="Segoe UI" w:hAnsi="Segoe UI" w:eastAsia="Times New Roman" w:cs="Segoe UI"/>
+                <w:sz w:val="23"/>
+                <w:szCs w:val="23"/>
+                <w:lang w:val="en-US" w:eastAsia="ru-RU"/>
               </w:rPr>
             </w:pPr>
+            <w:r>
+              <w:rPr>
+                <w:rFonts w:hint="default" w:ascii="Segoe UI" w:hAnsi="Segoe UI" w:eastAsia="Times New Roman" w:cs="Segoe UI"/>
+                <w:sz w:val="23"/>
+                <w:szCs w:val="23"/>
+                <w:lang w:val="en-US" w:eastAsia="ru-RU"/>
+              </w:rPr>
+              <w:t>3</w:t>
+            </w:r>
           </w:p>
         </w:tc>
         <w:tc>
@@ -11066,6 +11526,14 @@
                 <w:lang w:eastAsia="ru-RU"/>
               </w:rPr>
             </w:pPr>
+            <w:r>
+              <w:rPr>
+                <w:rFonts w:ascii="SimSun" w:hAnsi="SimSun" w:eastAsia="SimSun" w:cs="SimSun"/>
+                <w:sz w:val="24"/>
+                <w:szCs w:val="24"/>
+              </w:rPr>
+              <w:t>2026-10-15</w:t>
+            </w:r>
           </w:p>
         </w:tc>
         <w:tc>
@@ -11089,6 +11557,14 @@
                 <w:lang w:eastAsia="ru-RU"/>
               </w:rPr>
             </w:pPr>
+            <w:r>
+              <w:rPr>
+                <w:rFonts w:ascii="SimSun" w:hAnsi="SimSun" w:eastAsia="SimSun" w:cs="SimSun"/>
+                <w:sz w:val="24"/>
+                <w:szCs w:val="24"/>
+              </w:rPr>
+              <w:t>12000</w:t>
+            </w:r>
           </w:p>
         </w:tc>
         <w:tc>
@@ -11112,6 +11588,14 @@
                 <w:lang w:eastAsia="ru-RU"/>
               </w:rPr>
             </w:pPr>
+            <w:r>
+              <w:rPr>
+                <w:rFonts w:ascii="SimSun" w:hAnsi="SimSun" w:eastAsia="SimSun" w:cs="SimSun"/>
+                <w:sz w:val="24"/>
+                <w:szCs w:val="24"/>
+              </w:rPr>
+              <w:t>12000</w:t>
+            </w:r>
           </w:p>
         </w:tc>
         <w:tc>
@@ -11135,6 +11619,14 @@
                 <w:lang w:eastAsia="ru-RU"/>
               </w:rPr>
             </w:pPr>
+            <w:r>
+              <w:rPr>
+                <w:rFonts w:ascii="SimSun" w:hAnsi="SimSun" w:eastAsia="SimSun" w:cs="SimSun"/>
+                <w:sz w:val="24"/>
+                <w:szCs w:val="24"/>
+              </w:rPr>
+              <w:t>✅</w:t>
+            </w:r>
           </w:p>
         </w:tc>
       </w:tr>
@@ -11205,12 +11697,21 @@
             <w:pPr>
               <w:spacing w:after="0" w:line="375" w:lineRule="atLeast"/>
               <w:rPr>
-                <w:rFonts w:ascii="Segoe UI" w:hAnsi="Segoe UI" w:eastAsia="Times New Roman" w:cs="Segoe UI"/>
-                <w:sz w:val="23"/>
-                <w:szCs w:val="23"/>
-                <w:lang w:eastAsia="ru-RU"/>
+                <w:rFonts w:hint="default" w:ascii="Segoe UI" w:hAnsi="Segoe UI" w:eastAsia="Times New Roman" w:cs="Segoe UI"/>
+                <w:sz w:val="23"/>
+                <w:szCs w:val="23"/>
+                <w:lang w:val="en-US" w:eastAsia="ru-RU"/>
               </w:rPr>
             </w:pPr>
+            <w:r>
+              <w:rPr>
+                <w:rFonts w:hint="default" w:ascii="Segoe UI" w:hAnsi="Segoe UI" w:eastAsia="Times New Roman" w:cs="Segoe UI"/>
+                <w:sz w:val="23"/>
+                <w:szCs w:val="23"/>
+                <w:lang w:val="en-US" w:eastAsia="ru-RU"/>
+              </w:rPr>
+              <w:t>4</w:t>
+            </w:r>
           </w:p>
         </w:tc>
         <w:tc>
@@ -11234,6 +11735,14 @@
                 <w:lang w:eastAsia="ru-RU"/>
               </w:rPr>
             </w:pPr>
+            <w:r>
+              <w:rPr>
+                <w:rFonts w:ascii="SimSun" w:hAnsi="SimSun" w:eastAsia="SimSun" w:cs="SimSun"/>
+                <w:sz w:val="24"/>
+                <w:szCs w:val="24"/>
+              </w:rPr>
+              <w:t>2026-10-15</w:t>
+            </w:r>
           </w:p>
         </w:tc>
         <w:tc>
@@ -11257,6 +11766,14 @@
                 <w:lang w:eastAsia="ru-RU"/>
               </w:rPr>
             </w:pPr>
+            <w:r>
+              <w:rPr>
+                <w:rFonts w:ascii="SimSun" w:hAnsi="SimSun" w:eastAsia="SimSun" w:cs="SimSun"/>
+                <w:sz w:val="24"/>
+                <w:szCs w:val="24"/>
+              </w:rPr>
+              <w:t>3375</w:t>
+            </w:r>
           </w:p>
         </w:tc>
         <w:tc>
@@ -11280,6 +11797,14 @@
                 <w:lang w:eastAsia="ru-RU"/>
               </w:rPr>
             </w:pPr>
+            <w:r>
+              <w:rPr>
+                <w:rFonts w:ascii="SimSun" w:hAnsi="SimSun" w:eastAsia="SimSun" w:cs="SimSun"/>
+                <w:sz w:val="24"/>
+                <w:szCs w:val="24"/>
+              </w:rPr>
+              <w:t>3375</w:t>
+            </w:r>
           </w:p>
         </w:tc>
         <w:tc>
@@ -11303,6 +11828,14 @@
                 <w:lang w:eastAsia="ru-RU"/>
               </w:rPr>
             </w:pPr>
+            <w:r>
+              <w:rPr>
+                <w:rFonts w:ascii="SimSun" w:hAnsi="SimSun" w:eastAsia="SimSun" w:cs="SimSun"/>
+                <w:sz w:val="24"/>
+                <w:szCs w:val="24"/>
+              </w:rPr>
+              <w:t>✅</w:t>
+            </w:r>
           </w:p>
         </w:tc>
       </w:tr>
@@ -11373,12 +11906,21 @@
             <w:pPr>
               <w:spacing w:after="0" w:line="375" w:lineRule="atLeast"/>
               <w:rPr>
-                <w:rFonts w:ascii="Segoe UI" w:hAnsi="Segoe UI" w:eastAsia="Times New Roman" w:cs="Segoe UI"/>
-                <w:sz w:val="23"/>
-                <w:szCs w:val="23"/>
-                <w:lang w:eastAsia="ru-RU"/>
+                <w:rFonts w:hint="default" w:ascii="Segoe UI" w:hAnsi="Segoe UI" w:eastAsia="Times New Roman" w:cs="Segoe UI"/>
+                <w:sz w:val="23"/>
+                <w:szCs w:val="23"/>
+                <w:lang w:val="en-US" w:eastAsia="ru-RU"/>
               </w:rPr>
             </w:pPr>
+            <w:r>
+              <w:rPr>
+                <w:rFonts w:hint="default" w:ascii="Segoe UI" w:hAnsi="Segoe UI" w:eastAsia="Times New Roman" w:cs="Segoe UI"/>
+                <w:sz w:val="23"/>
+                <w:szCs w:val="23"/>
+                <w:lang w:val="en-US" w:eastAsia="ru-RU"/>
+              </w:rPr>
+              <w:t>5</w:t>
+            </w:r>
           </w:p>
         </w:tc>
         <w:tc>
@@ -11402,6 +11944,14 @@
                 <w:lang w:eastAsia="ru-RU"/>
               </w:rPr>
             </w:pPr>
+            <w:r>
+              <w:rPr>
+                <w:rFonts w:ascii="SimSun" w:hAnsi="SimSun" w:eastAsia="SimSun" w:cs="SimSun"/>
+                <w:sz w:val="24"/>
+                <w:szCs w:val="24"/>
+              </w:rPr>
+              <w:t>2026-10-15</w:t>
+            </w:r>
           </w:p>
         </w:tc>
         <w:tc>
@@ -11425,6 +11975,14 @@
                 <w:lang w:eastAsia="ru-RU"/>
               </w:rPr>
             </w:pPr>
+            <w:r>
+              <w:rPr>
+                <w:rFonts w:ascii="SimSun" w:hAnsi="SimSun" w:eastAsia="SimSun" w:cs="SimSun"/>
+                <w:sz w:val="24"/>
+                <w:szCs w:val="24"/>
+              </w:rPr>
+              <w:t>4500</w:t>
+            </w:r>
           </w:p>
         </w:tc>
         <w:tc>
@@ -11448,6 +12006,14 @@
                 <w:lang w:eastAsia="ru-RU"/>
               </w:rPr>
             </w:pPr>
+            <w:r>
+              <w:rPr>
+                <w:rFonts w:ascii="SimSun" w:hAnsi="SimSun" w:eastAsia="SimSun" w:cs="SimSun"/>
+                <w:sz w:val="24"/>
+                <w:szCs w:val="24"/>
+              </w:rPr>
+              <w:t>4500</w:t>
+            </w:r>
           </w:p>
         </w:tc>
         <w:tc>
@@ -11471,6 +12037,14 @@
                 <w:lang w:eastAsia="ru-RU"/>
               </w:rPr>
             </w:pPr>
+            <w:r>
+              <w:rPr>
+                <w:rFonts w:ascii="SimSun" w:hAnsi="SimSun" w:eastAsia="SimSun" w:cs="SimSun"/>
+                <w:sz w:val="24"/>
+                <w:szCs w:val="24"/>
+              </w:rPr>
+              <w:t>✅</w:t>
+            </w:r>
           </w:p>
         </w:tc>
       </w:tr>
@@ -11541,12 +12115,21 @@
             <w:pPr>
               <w:spacing w:after="0" w:line="375" w:lineRule="atLeast"/>
               <w:rPr>
-                <w:rFonts w:ascii="Segoe UI" w:hAnsi="Segoe UI" w:eastAsia="Times New Roman" w:cs="Segoe UI"/>
-                <w:sz w:val="23"/>
-                <w:szCs w:val="23"/>
-                <w:lang w:eastAsia="ru-RU"/>
+                <w:rFonts w:hint="default" w:ascii="Segoe UI" w:hAnsi="Segoe UI" w:eastAsia="Times New Roman" w:cs="Segoe UI"/>
+                <w:sz w:val="23"/>
+                <w:szCs w:val="23"/>
+                <w:lang w:val="en-US" w:eastAsia="ru-RU"/>
               </w:rPr>
             </w:pPr>
+            <w:r>
+              <w:rPr>
+                <w:rFonts w:hint="default" w:ascii="Segoe UI" w:hAnsi="Segoe UI" w:eastAsia="Times New Roman" w:cs="Segoe UI"/>
+                <w:sz w:val="23"/>
+                <w:szCs w:val="23"/>
+                <w:lang w:val="en-US" w:eastAsia="ru-RU"/>
+              </w:rPr>
+              <w:t>2</w:t>
+            </w:r>
           </w:p>
         </w:tc>
         <w:tc>
@@ -11570,6 +12153,14 @@
                 <w:lang w:eastAsia="ru-RU"/>
               </w:rPr>
             </w:pPr>
+            <w:r>
+              <w:rPr>
+                <w:rFonts w:ascii="SimSun" w:hAnsi="SimSun" w:eastAsia="SimSun" w:cs="SimSun"/>
+                <w:sz w:val="24"/>
+                <w:szCs w:val="24"/>
+              </w:rPr>
+              <w:t>2026-11-15</w:t>
+            </w:r>
           </w:p>
         </w:tc>
         <w:tc>
@@ -11593,6 +12184,14 @@
                 <w:lang w:eastAsia="ru-RU"/>
               </w:rPr>
             </w:pPr>
+            <w:r>
+              <w:rPr>
+                <w:rFonts w:ascii="SimSun" w:hAnsi="SimSun" w:eastAsia="SimSun" w:cs="SimSun"/>
+                <w:sz w:val="24"/>
+                <w:szCs w:val="24"/>
+              </w:rPr>
+              <w:t>15000</w:t>
+            </w:r>
           </w:p>
         </w:tc>
         <w:tc>
@@ -11616,6 +12215,14 @@
                 <w:lang w:eastAsia="ru-RU"/>
               </w:rPr>
             </w:pPr>
+            <w:r>
+              <w:rPr>
+                <w:rFonts w:ascii="SimSun" w:hAnsi="SimSun" w:eastAsia="SimSun" w:cs="SimSun"/>
+                <w:sz w:val="24"/>
+                <w:szCs w:val="24"/>
+              </w:rPr>
+              <w:t>15000</w:t>
+            </w:r>
           </w:p>
         </w:tc>
         <w:tc>
@@ -11639,6 +12246,14 @@
                 <w:lang w:eastAsia="ru-RU"/>
               </w:rPr>
             </w:pPr>
+            <w:r>
+              <w:rPr>
+                <w:rFonts w:ascii="SimSun" w:hAnsi="SimSun" w:eastAsia="SimSun" w:cs="SimSun"/>
+                <w:sz w:val="24"/>
+                <w:szCs w:val="24"/>
+              </w:rPr>
+              <w:t>✅</w:t>
+            </w:r>
           </w:p>
         </w:tc>
       </w:tr>
@@ -11709,12 +12324,21 @@
             <w:pPr>
               <w:spacing w:after="0" w:line="375" w:lineRule="atLeast"/>
               <w:rPr>
-                <w:rFonts w:ascii="Segoe UI" w:hAnsi="Segoe UI" w:eastAsia="Times New Roman" w:cs="Segoe UI"/>
-                <w:sz w:val="23"/>
-                <w:szCs w:val="23"/>
-                <w:lang w:eastAsia="ru-RU"/>
+                <w:rFonts w:hint="default" w:ascii="Segoe UI" w:hAnsi="Segoe UI" w:eastAsia="Times New Roman" w:cs="Segoe UI"/>
+                <w:sz w:val="23"/>
+                <w:szCs w:val="23"/>
+                <w:lang w:val="en-US" w:eastAsia="ru-RU"/>
               </w:rPr>
             </w:pPr>
+            <w:r>
+              <w:rPr>
+                <w:rFonts w:hint="default" w:ascii="Segoe UI" w:hAnsi="Segoe UI" w:eastAsia="Times New Roman" w:cs="Segoe UI"/>
+                <w:sz w:val="23"/>
+                <w:szCs w:val="23"/>
+                <w:lang w:val="en-US" w:eastAsia="ru-RU"/>
+              </w:rPr>
+              <w:t>1</w:t>
+            </w:r>
           </w:p>
         </w:tc>
         <w:tc>
@@ -11738,6 +12362,14 @@
                 <w:lang w:eastAsia="ru-RU"/>
               </w:rPr>
             </w:pPr>
+            <w:r>
+              <w:rPr>
+                <w:rFonts w:ascii="SimSun" w:hAnsi="SimSun" w:eastAsia="SimSun" w:cs="SimSun"/>
+                <w:sz w:val="24"/>
+                <w:szCs w:val="24"/>
+              </w:rPr>
+              <w:t>2026-11-15</w:t>
+            </w:r>
           </w:p>
         </w:tc>
         <w:tc>
@@ -11761,6 +12393,14 @@
                 <w:lang w:eastAsia="ru-RU"/>
               </w:rPr>
             </w:pPr>
+            <w:r>
+              <w:rPr>
+                <w:rFonts w:ascii="SimSun" w:hAnsi="SimSun" w:eastAsia="SimSun" w:cs="SimSun"/>
+                <w:sz w:val="24"/>
+                <w:szCs w:val="24"/>
+              </w:rPr>
+              <w:t>8500</w:t>
+            </w:r>
           </w:p>
         </w:tc>
         <w:tc>
@@ -11784,6 +12424,14 @@
                 <w:lang w:eastAsia="ru-RU"/>
               </w:rPr>
             </w:pPr>
+            <w:r>
+              <w:rPr>
+                <w:rFonts w:ascii="SimSun" w:hAnsi="SimSun" w:eastAsia="SimSun" w:cs="SimSun"/>
+                <w:sz w:val="24"/>
+                <w:szCs w:val="24"/>
+              </w:rPr>
+              <w:t>8500</w:t>
+            </w:r>
           </w:p>
         </w:tc>
         <w:tc>
@@ -11807,6 +12455,14 @@
                 <w:lang w:eastAsia="ru-RU"/>
               </w:rPr>
             </w:pPr>
+            <w:r>
+              <w:rPr>
+                <w:rFonts w:ascii="SimSun" w:hAnsi="SimSun" w:eastAsia="SimSun" w:cs="SimSun"/>
+                <w:sz w:val="24"/>
+                <w:szCs w:val="24"/>
+              </w:rPr>
+              <w:t>✅</w:t>
+            </w:r>
           </w:p>
         </w:tc>
       </w:tr>
@@ -11877,12 +12533,21 @@
             <w:pPr>
               <w:spacing w:after="0" w:line="375" w:lineRule="atLeast"/>
               <w:rPr>
-                <w:rFonts w:ascii="Segoe UI" w:hAnsi="Segoe UI" w:eastAsia="Times New Roman" w:cs="Segoe UI"/>
-                <w:sz w:val="23"/>
-                <w:szCs w:val="23"/>
-                <w:lang w:eastAsia="ru-RU"/>
+                <w:rFonts w:hint="default" w:ascii="Segoe UI" w:hAnsi="Segoe UI" w:eastAsia="Times New Roman" w:cs="Segoe UI"/>
+                <w:sz w:val="23"/>
+                <w:szCs w:val="23"/>
+                <w:lang w:val="en-US" w:eastAsia="ru-RU"/>
               </w:rPr>
             </w:pPr>
+            <w:r>
+              <w:rPr>
+                <w:rFonts w:hint="default" w:ascii="Segoe UI" w:hAnsi="Segoe UI" w:eastAsia="Times New Roman" w:cs="Segoe UI"/>
+                <w:sz w:val="23"/>
+                <w:szCs w:val="23"/>
+                <w:lang w:val="en-US" w:eastAsia="ru-RU"/>
+              </w:rPr>
+              <w:t>4</w:t>
+            </w:r>
           </w:p>
         </w:tc>
         <w:tc>
@@ -11906,6 +12571,14 @@
                 <w:lang w:eastAsia="ru-RU"/>
               </w:rPr>
             </w:pPr>
+            <w:r>
+              <w:rPr>
+                <w:rFonts w:ascii="SimSun" w:hAnsi="SimSun" w:eastAsia="SimSun" w:cs="SimSun"/>
+                <w:sz w:val="24"/>
+                <w:szCs w:val="24"/>
+              </w:rPr>
+              <w:t>2026-09-01</w:t>
+            </w:r>
           </w:p>
         </w:tc>
         <w:tc>
@@ -11929,6 +12602,14 @@
                 <w:lang w:eastAsia="ru-RU"/>
               </w:rPr>
             </w:pPr>
+            <w:r>
+              <w:rPr>
+                <w:rFonts w:ascii="SimSun" w:hAnsi="SimSun" w:eastAsia="SimSun" w:cs="SimSun"/>
+                <w:sz w:val="24"/>
+                <w:szCs w:val="24"/>
+              </w:rPr>
+              <w:t>3375</w:t>
+            </w:r>
           </w:p>
         </w:tc>
         <w:tc>
@@ -11952,6 +12633,14 @@
                 <w:lang w:eastAsia="ru-RU"/>
               </w:rPr>
             </w:pPr>
+            <w:r>
+              <w:rPr>
+                <w:rFonts w:ascii="SimSun" w:hAnsi="SimSun" w:eastAsia="SimSun" w:cs="SimSun"/>
+                <w:sz w:val="24"/>
+                <w:szCs w:val="24"/>
+              </w:rPr>
+              <w:t>3375</w:t>
+            </w:r>
           </w:p>
         </w:tc>
         <w:tc>
@@ -11975,6 +12664,14 @@
                 <w:lang w:eastAsia="ru-RU"/>
               </w:rPr>
             </w:pPr>
+            <w:r>
+              <w:rPr>
+                <w:rFonts w:ascii="SimSun" w:hAnsi="SimSun" w:eastAsia="SimSun" w:cs="SimSun"/>
+                <w:sz w:val="24"/>
+                <w:szCs w:val="24"/>
+              </w:rPr>
+              <w:t>✅</w:t>
+            </w:r>
           </w:p>
         </w:tc>
       </w:tr>
@@ -12205,6 +12902,8 @@
         <w:spacing w:before="240" w:after="240" w:line="240" w:lineRule="auto"/>
         <w:rPr>
           <w:rFonts w:ascii="Segoe UI" w:hAnsi="Segoe UI" w:eastAsia="Times New Roman" w:cs="Segoe UI"/>
+          <w:b/>
+          <w:bCs/>
           <w:color w:val="0F1115"/>
           <w:lang w:eastAsia="ru-RU"/>
         </w:rPr>
@@ -12221,6 +12920,16 @@
       </w:r>
       <w:r>
         <w:rPr>
+          <w:rFonts w:hint="default" w:ascii="Segoe UI" w:hAnsi="Segoe UI" w:eastAsia="Times New Roman"/>
+          <w:b/>
+          <w:bCs/>
+          <w:color w:val="0F1115"/>
+          <w:lang w:eastAsia="ru-RU"/>
+        </w:rPr>
+        <w:t>Товар 1 на 2026-10-15: 8500 → 6375 (ожидалось 8500) — ❌</w:t>
+      </w:r>
+      <w:r>
+        <w:rPr>
           <w:rFonts w:ascii="Segoe UI" w:hAnsi="Segoe UI" w:eastAsia="Times New Roman" w:cs="Segoe UI"/>
           <w:color w:val="0F1115"/>
           <w:lang w:eastAsia="ru-RU"/>
@@ -12235,7 +12944,37 @@
           <w:color w:val="0F1115"/>
           <w:lang w:eastAsia="ru-RU"/>
         </w:rPr>
-        <w:t>Причина:</w:t>
+        <w:t>Причина:Причина:</w:t>
+      </w:r>
+      <w:r>
+        <w:rPr>
+          <w:rFonts w:hint="default" w:ascii="Segoe UI" w:hAnsi="Segoe UI" w:eastAsia="Times New Roman" w:cs="Segoe UI"/>
+          <w:b/>
+          <w:bCs/>
+          <w:color w:val="0F1115"/>
+          <w:lang w:eastAsia="ru-RU"/>
+        </w:rPr>
+        <w:t> В таблице </w:t>
+      </w:r>
+      <w:r>
+        <w:rPr>
+          <w:rFonts w:ascii="Segoe UI" w:hAnsi="Segoe UI" w:eastAsia="Times New Roman" w:cs="Segoe UI"/>
+          <w:b/>
+          <w:bCs/>
+          <w:color w:val="0F1115"/>
+          <w:lang w:eastAsia="ru-RU"/>
+        </w:rPr>
+        <w:t>Заказ</w:t>
+      </w:r>
+      <w:r>
+        <w:rPr>
+          <w:rFonts w:hint="default" w:ascii="Segoe UI" w:hAnsi="Segoe UI" w:eastAsia="Times New Roman" w:cs="Segoe UI"/>
+          <w:b/>
+          <w:bCs/>
+          <w:color w:val="0F1115"/>
+          <w:lang w:eastAsia="ru-RU"/>
+        </w:rPr>
+        <w:t> дата хранится в формате 2026-09-10 14:30:00 (с временем), а фильтр сравнивает строку 2026-09-10 — точное совпадение не находится, алгоритм считает, что заказов не было, и применяет скидку.</w:t>
       </w:r>
       <w:r>
         <w:rPr>
@@ -12261,7 +13000,135 @@
         <w:shd w:val="clear" w:color="auto" w:fill="FFFFFF"/>
         <w:spacing w:before="240" w:after="240" w:line="240" w:lineRule="auto"/>
         <w:rPr>
-          <w:rFonts w:ascii="Segoe UI" w:hAnsi="Segoe UI" w:eastAsia="Times New Roman" w:cs="Segoe UI"/>
+          <w:rFonts w:hint="default" w:ascii="Segoe UI" w:hAnsi="Segoe UI" w:eastAsia="Times New Roman" w:cs="Segoe UI"/>
+          <w:b/>
+          <w:bCs/>
+          <w:color w:val="0F1115"/>
+          <w:lang w:eastAsia="ru-RU"/>
+        </w:rPr>
+      </w:pPr>
+      <w:r>
+        <w:rPr>
+          <w:rFonts w:hint="default" w:ascii="Segoe UI" w:hAnsi="Segoe UI" w:eastAsia="Times New Roman" w:cs="Segoe UI"/>
+          <w:b/>
+          <w:bCs/>
+          <w:color w:val="0F1115"/>
+          <w:lang w:eastAsia="ru-RU"/>
+        </w:rPr>
+        <w:t>query = """</w:t>
+      </w:r>
+    </w:p>
+    <w:p>
+      <w:pPr>
+        <w:shd w:val="clear" w:color="auto" w:fill="FFFFFF"/>
+        <w:spacing w:before="240" w:after="240" w:line="240" w:lineRule="auto"/>
+        <w:rPr>
+          <w:rFonts w:hint="default" w:ascii="Segoe UI" w:hAnsi="Segoe UI" w:eastAsia="Times New Roman" w:cs="Segoe UI"/>
+          <w:b/>
+          <w:bCs/>
+          <w:color w:val="0F1115"/>
+          <w:lang w:eastAsia="ru-RU"/>
+        </w:rPr>
+      </w:pPr>
+      <w:r>
+        <w:rPr>
+          <w:rFonts w:hint="default" w:ascii="Segoe UI" w:hAnsi="Segoe UI" w:eastAsia="Times New Roman" w:cs="Segoe UI"/>
+          <w:b/>
+          <w:bCs/>
+          <w:color w:val="0F1115"/>
+          <w:lang w:eastAsia="ru-RU"/>
+        </w:rPr>
+        <w:t xml:space="preserve">    SELECT COUNT(*) FROM Заказ</w:t>
+      </w:r>
+    </w:p>
+    <w:p>
+      <w:pPr>
+        <w:shd w:val="clear" w:color="auto" w:fill="FFFFFF"/>
+        <w:spacing w:before="240" w:after="240" w:line="240" w:lineRule="auto"/>
+        <w:rPr>
+          <w:rFonts w:hint="default" w:ascii="Segoe UI" w:hAnsi="Segoe UI" w:eastAsia="Times New Roman" w:cs="Segoe UI"/>
+          <w:b/>
+          <w:bCs/>
+          <w:color w:val="0F1115"/>
+          <w:lang w:eastAsia="ru-RU"/>
+        </w:rPr>
+      </w:pPr>
+      <w:r>
+        <w:rPr>
+          <w:rFonts w:hint="default" w:ascii="Segoe UI" w:hAnsi="Segoe UI" w:eastAsia="Times New Roman" w:cs="Segoe UI"/>
+          <w:b/>
+          <w:bCs/>
+          <w:color w:val="0F1115"/>
+          <w:lang w:eastAsia="ru-RU"/>
+        </w:rPr>
+        <w:t xml:space="preserve">    WHERE товар = ?</w:t>
+      </w:r>
+    </w:p>
+    <w:p>
+      <w:pPr>
+        <w:shd w:val="clear" w:color="auto" w:fill="FFFFFF"/>
+        <w:spacing w:before="240" w:after="240" w:line="240" w:lineRule="auto"/>
+        <w:rPr>
+          <w:rFonts w:hint="default" w:ascii="Segoe UI" w:hAnsi="Segoe UI" w:eastAsia="Times New Roman" w:cs="Segoe UI"/>
+          <w:b/>
+          <w:bCs/>
+          <w:color w:val="0F1115"/>
+          <w:lang w:eastAsia="ru-RU"/>
+        </w:rPr>
+      </w:pPr>
+      <w:r>
+        <w:rPr>
+          <w:rFonts w:hint="default" w:ascii="Segoe UI" w:hAnsi="Segoe UI" w:eastAsia="Times New Roman" w:cs="Segoe UI"/>
+          <w:b/>
+          <w:bCs/>
+          <w:color w:val="0F1115"/>
+          <w:lang w:eastAsia="ru-RU"/>
+        </w:rPr>
+        <w:t xml:space="preserve">      AND strftime('%Y-%m-%d', дата) BETWEEN ? AND ?</w:t>
+      </w:r>
+    </w:p>
+    <w:p>
+      <w:pPr>
+        <w:shd w:val="clear" w:color="auto" w:fill="FFFFFF"/>
+        <w:spacing w:before="240" w:after="240" w:line="240" w:lineRule="auto"/>
+        <w:rPr>
+          <w:rFonts w:hint="default" w:ascii="Segoe UI" w:hAnsi="Segoe UI" w:eastAsia="Times New Roman" w:cs="Segoe UI"/>
+          <w:b/>
+          <w:bCs/>
+          <w:color w:val="0F1115"/>
+          <w:lang w:eastAsia="ru-RU"/>
+        </w:rPr>
+      </w:pPr>
+      <w:r>
+        <w:rPr>
+          <w:rFonts w:hint="default" w:ascii="Segoe UI" w:hAnsi="Segoe UI" w:eastAsia="Times New Roman" w:cs="Segoe UI"/>
+          <w:b/>
+          <w:bCs/>
+          <w:color w:val="0F1115"/>
+          <w:lang w:eastAsia="ru-RU"/>
+        </w:rPr>
+        <w:t>"""</w:t>
+      </w:r>
+    </w:p>
+    <w:p>
+      <w:pPr>
+        <w:shd w:val="clear" w:color="auto" w:fill="FFFFFF"/>
+        <w:spacing w:before="240" w:after="240" w:line="240" w:lineRule="auto"/>
+        <w:rPr>
+          <w:rFonts w:ascii="Segoe UI" w:hAnsi="Segoe UI" w:eastAsia="Times New Roman" w:cs="Segoe UI"/>
+          <w:color w:val="0F1115"/>
+          <w:lang w:eastAsia="ru-RU"/>
+        </w:rPr>
+      </w:pPr>
+    </w:p>
+    <w:p>
+      <w:pPr>
+        <w:shd w:val="clear" w:color="auto" w:fill="FFFFFF"/>
+        <w:spacing w:before="240" w:after="240" w:line="240" w:lineRule="auto"/>
+        <w:rPr>
+          <w:rFonts w:hint="default" w:ascii="Segoe UI" w:hAnsi="Segoe UI" w:eastAsia="Times New Roman" w:cs="Segoe UI"/>
+          <w:b/>
+          <w:bCs/>
           <w:color w:val="0F1115"/>
           <w:lang w:eastAsia="ru-RU"/>
         </w:rPr>
@@ -12278,6 +13145,27 @@
       </w:r>
       <w:r>
         <w:rPr>
+          <w:rFonts w:hint="default" w:ascii="Segoe UI" w:hAnsi="Segoe UI" w:eastAsia="Times New Roman" w:cs="Segoe UI"/>
+          <w:b/>
+          <w:bCs/>
+          <w:color w:val="0F1115"/>
+          <w:lang w:eastAsia="ru-RU"/>
+        </w:rPr>
+        <w:t>Товар 4 на 2026-09-01: 4500 → 4500 (ожидалось 3375) — ❌</w:t>
+      </w:r>
+    </w:p>
+    <w:p>
+      <w:pPr>
+        <w:shd w:val="clear" w:color="auto" w:fill="FFFFFF"/>
+        <w:spacing w:before="240" w:after="240" w:line="240" w:lineRule="auto"/>
+        <w:rPr>
+          <w:rFonts w:ascii="Segoe UI" w:hAnsi="Segoe UI" w:eastAsia="Times New Roman" w:cs="Segoe UI"/>
+          <w:color w:val="0F1115"/>
+          <w:lang w:eastAsia="ru-RU"/>
+        </w:rPr>
+      </w:pPr>
+      <w:r>
+        <w:rPr>
           <w:rFonts w:ascii="Segoe UI" w:hAnsi="Segoe UI" w:eastAsia="Times New Roman" w:cs="Segoe UI"/>
           <w:color w:val="0F1115"/>
           <w:lang w:eastAsia="ru-RU"/>
@@ -12292,7 +13180,37 @@
           <w:color w:val="0F1115"/>
           <w:lang w:eastAsia="ru-RU"/>
         </w:rPr>
-        <w:t>Причина:</w:t>
+        <w:t>Причина:Причина:</w:t>
+      </w:r>
+      <w:r>
+        <w:rPr>
+          <w:rFonts w:hint="default" w:ascii="Segoe UI" w:hAnsi="Segoe UI" w:eastAsia="Times New Roman" w:cs="Segoe UI"/>
+          <w:b/>
+          <w:bCs/>
+          <w:color w:val="0F1115"/>
+          <w:lang w:eastAsia="ru-RU"/>
+        </w:rPr>
+        <w:t> Дата расчёта — 1 сентября. Предыдущий месяц — август. В базе есть заказ на товар 4 от </w:t>
+      </w:r>
+      <w:r>
+        <w:rPr>
+          <w:rFonts w:ascii="Segoe UI" w:hAnsi="Segoe UI" w:eastAsia="Times New Roman" w:cs="Segoe UI"/>
+          <w:b/>
+          <w:bCs/>
+          <w:color w:val="0F1115"/>
+          <w:lang w:eastAsia="ru-RU"/>
+        </w:rPr>
+        <w:t>2026-08-31 23:59:00</w:t>
+      </w:r>
+      <w:r>
+        <w:rPr>
+          <w:rFonts w:hint="default" w:ascii="Segoe UI" w:hAnsi="Segoe UI" w:eastAsia="Times New Roman" w:cs="Segoe UI"/>
+          <w:b/>
+          <w:bCs/>
+          <w:color w:val="0F1115"/>
+          <w:lang w:eastAsia="ru-RU"/>
+        </w:rPr>
+        <w:t>, но функция _get_orders_for_product_in_period вычисляет конец предыдущего месяца как 2026-08-31, а сравнение строк 2026-08-31 23:59:00 &lt;= 2026-08-31 даёт False — заказ не учитывается, скидка не применяется, хотя должна.</w:t>
       </w:r>
       <w:r>
         <w:rPr>
@@ -12310,7 +13228,37 @@
           <w:color w:val="0F1115"/>
           <w:lang w:eastAsia="ru-RU"/>
         </w:rPr>
-        <w:t>Решение:</w:t>
+        <w:t>Решение:Решение:</w:t>
+      </w:r>
+      <w:r>
+        <w:rPr>
+          <w:rFonts w:hint="default" w:ascii="Segoe UI" w:hAnsi="Segoe UI" w:eastAsia="Times New Roman" w:cs="Segoe UI"/>
+          <w:b/>
+          <w:bCs/>
+          <w:color w:val="0F1115"/>
+          <w:lang w:eastAsia="ru-RU"/>
+        </w:rPr>
+        <w:t> Добавить время </w:t>
+      </w:r>
+      <w:r>
+        <w:rPr>
+          <w:rFonts w:ascii="Segoe UI" w:hAnsi="Segoe UI" w:eastAsia="Times New Roman" w:cs="Segoe UI"/>
+          <w:b/>
+          <w:bCs/>
+          <w:color w:val="0F1115"/>
+          <w:lang w:eastAsia="ru-RU"/>
+        </w:rPr>
+        <w:t>23:59:59</w:t>
+      </w:r>
+      <w:r>
+        <w:rPr>
+          <w:rFonts w:hint="default" w:ascii="Segoe UI" w:hAnsi="Segoe UI" w:eastAsia="Times New Roman" w:cs="Segoe UI"/>
+          <w:b/>
+          <w:bCs/>
+          <w:color w:val="0F1115"/>
+          <w:lang w:eastAsia="ru-RU"/>
+        </w:rPr>
+        <w:t> к конечной дате или использовать strftime</w:t>
       </w:r>
     </w:p>
     <w:p>
@@ -12359,7 +13307,9 @@
         <w:shd w:val="clear" w:color="auto" w:fill="FFFFFF"/>
         <w:spacing w:before="240" w:after="240" w:line="240" w:lineRule="auto"/>
         <w:rPr>
-          <w:rFonts w:ascii="Segoe UI" w:hAnsi="Segoe UI" w:eastAsia="Times New Roman" w:cs="Segoe UI"/>
+          <w:rFonts w:hint="default" w:ascii="Segoe UI" w:hAnsi="Segoe UI" w:eastAsia="Times New Roman"/>
+          <w:b/>
+          <w:bCs/>
           <w:color w:val="0F1115"/>
           <w:lang w:eastAsia="ru-RU"/>
         </w:rPr>
@@ -12374,6 +13324,1038 @@
         </w:rPr>
         <w:t>Что изменили:</w:t>
       </w:r>
+    </w:p>
+    <w:p>
+      <w:pPr>
+        <w:shd w:val="clear" w:color="auto" w:fill="FFFFFF"/>
+        <w:spacing w:before="240" w:after="240" w:line="240" w:lineRule="auto"/>
+        <w:rPr>
+          <w:rFonts w:hint="default" w:ascii="Segoe UI" w:hAnsi="Segoe UI" w:eastAsia="Times New Roman"/>
+          <w:b/>
+          <w:bCs/>
+          <w:color w:val="0F1115"/>
+          <w:lang w:eastAsia="ru-RU"/>
+        </w:rPr>
+      </w:pPr>
+      <w:r>
+        <w:rPr>
+          <w:rFonts w:hint="default" w:ascii="Segoe UI" w:hAnsi="Segoe UI" w:eastAsia="Times New Roman"/>
+          <w:b/>
+          <w:bCs/>
+          <w:color w:val="0F1115"/>
+          <w:lang w:eastAsia="ru-RU"/>
+        </w:rPr>
+        <w:t xml:space="preserve"> discount.py</w:t>
+      </w:r>
+    </w:p>
+    <w:p>
+      <w:pPr>
+        <w:shd w:val="clear" w:color="auto" w:fill="FFFFFF"/>
+        <w:spacing w:before="240" w:after="240" w:line="240" w:lineRule="auto"/>
+        <w:rPr>
+          <w:rFonts w:hint="default" w:ascii="Segoe UI" w:hAnsi="Segoe UI" w:eastAsia="Times New Roman"/>
+          <w:b/>
+          <w:bCs/>
+          <w:color w:val="0F1115"/>
+          <w:lang w:eastAsia="ru-RU"/>
+        </w:rPr>
+      </w:pPr>
+      <w:r>
+        <w:rPr>
+          <w:rFonts w:hint="default" w:ascii="Segoe UI" w:hAnsi="Segoe UI" w:eastAsia="Times New Roman"/>
+          <w:b/>
+          <w:bCs/>
+          <w:color w:val="0F1115"/>
+          <w:lang w:eastAsia="ru-RU"/>
+        </w:rPr>
+        <w:t>from datetime import timedelta</w:t>
+      </w:r>
+    </w:p>
+    <w:p>
+      <w:pPr>
+        <w:shd w:val="clear" w:color="auto" w:fill="FFFFFF"/>
+        <w:spacing w:before="240" w:after="240" w:line="240" w:lineRule="auto"/>
+        <w:rPr>
+          <w:rFonts w:hint="default" w:ascii="Segoe UI" w:hAnsi="Segoe UI" w:eastAsia="Times New Roman"/>
+          <w:b/>
+          <w:bCs/>
+          <w:color w:val="0F1115"/>
+          <w:lang w:eastAsia="ru-RU"/>
+        </w:rPr>
+      </w:pPr>
+    </w:p>
+    <w:p>
+      <w:pPr>
+        <w:shd w:val="clear" w:color="auto" w:fill="FFFFFF"/>
+        <w:spacing w:before="240" w:after="240" w:line="240" w:lineRule="auto"/>
+        <w:rPr>
+          <w:rFonts w:hint="default" w:ascii="Segoe UI" w:hAnsi="Segoe UI" w:eastAsia="Times New Roman"/>
+          <w:b/>
+          <w:bCs/>
+          <w:color w:val="0F1115"/>
+          <w:lang w:eastAsia="ru-RU"/>
+        </w:rPr>
+      </w:pPr>
+      <w:r>
+        <w:rPr>
+          <w:rFonts w:hint="default" w:ascii="Segoe UI" w:hAnsi="Segoe UI" w:eastAsia="Times New Roman"/>
+          <w:b/>
+          <w:bCs/>
+          <w:color w:val="0F1115"/>
+          <w:lang w:eastAsia="ru-RU"/>
+        </w:rPr>
+        <w:t># --- ЗАГЛУШКА: имитация данных из таблицы «Заказ» ---</w:t>
+      </w:r>
+    </w:p>
+    <w:p>
+      <w:pPr>
+        <w:shd w:val="clear" w:color="auto" w:fill="FFFFFF"/>
+        <w:spacing w:before="240" w:after="240" w:line="240" w:lineRule="auto"/>
+        <w:rPr>
+          <w:rFonts w:hint="default" w:ascii="Segoe UI" w:hAnsi="Segoe UI" w:eastAsia="Times New Roman"/>
+          <w:b/>
+          <w:bCs/>
+          <w:color w:val="0F1115"/>
+          <w:lang w:eastAsia="ru-RU"/>
+        </w:rPr>
+      </w:pPr>
+      <w:r>
+        <w:rPr>
+          <w:rFonts w:hint="default" w:ascii="Segoe UI" w:hAnsi="Segoe UI" w:eastAsia="Times New Roman"/>
+          <w:b/>
+          <w:bCs/>
+          <w:color w:val="0F1115"/>
+          <w:lang w:eastAsia="ru-RU"/>
+        </w:rPr>
+        <w:t># В реальном проекте замени это на SQL-запрос к БД.</w:t>
+      </w:r>
+    </w:p>
+    <w:p>
+      <w:pPr>
+        <w:shd w:val="clear" w:color="auto" w:fill="FFFFFF"/>
+        <w:spacing w:before="240" w:after="240" w:line="240" w:lineRule="auto"/>
+        <w:rPr>
+          <w:rFonts w:hint="default" w:ascii="Segoe UI" w:hAnsi="Segoe UI" w:eastAsia="Times New Roman"/>
+          <w:b/>
+          <w:bCs/>
+          <w:color w:val="0F1115"/>
+          <w:lang w:eastAsia="ru-RU"/>
+        </w:rPr>
+      </w:pPr>
+      <w:r>
+        <w:rPr>
+          <w:rFonts w:hint="default" w:ascii="Segoe UI" w:hAnsi="Segoe UI" w:eastAsia="Times New Roman"/>
+          <w:b/>
+          <w:bCs/>
+          <w:color w:val="0F1115"/>
+          <w:lang w:eastAsia="ru-RU"/>
+        </w:rPr>
+        <w:t>ORDERS_DB = [</w:t>
+      </w:r>
+    </w:p>
+    <w:p>
+      <w:pPr>
+        <w:shd w:val="clear" w:color="auto" w:fill="FFFFFF"/>
+        <w:spacing w:before="240" w:after="240" w:line="240" w:lineRule="auto"/>
+        <w:rPr>
+          <w:rFonts w:hint="default" w:ascii="Segoe UI" w:hAnsi="Segoe UI" w:eastAsia="Times New Roman"/>
+          <w:b/>
+          <w:bCs/>
+          <w:color w:val="0F1115"/>
+          <w:lang w:eastAsia="ru-RU"/>
+        </w:rPr>
+      </w:pPr>
+      <w:r>
+        <w:rPr>
+          <w:rFonts w:hint="default" w:ascii="Segoe UI" w:hAnsi="Segoe UI" w:eastAsia="Times New Roman"/>
+          <w:b/>
+          <w:bCs/>
+          <w:color w:val="0F1115"/>
+          <w:lang w:eastAsia="ru-RU"/>
+        </w:rPr>
+        <w:t xml:space="preserve">    {"product_id": 1, "order_date": "2026-09-10"},</w:t>
+      </w:r>
+    </w:p>
+    <w:p>
+      <w:pPr>
+        <w:shd w:val="clear" w:color="auto" w:fill="FFFFFF"/>
+        <w:spacing w:before="240" w:after="240" w:line="240" w:lineRule="auto"/>
+        <w:rPr>
+          <w:rFonts w:hint="default" w:ascii="Segoe UI" w:hAnsi="Segoe UI" w:eastAsia="Times New Roman"/>
+          <w:b/>
+          <w:bCs/>
+          <w:color w:val="0F1115"/>
+          <w:lang w:eastAsia="ru-RU"/>
+        </w:rPr>
+      </w:pPr>
+      <w:r>
+        <w:rPr>
+          <w:rFonts w:hint="default" w:ascii="Segoe UI" w:hAnsi="Segoe UI" w:eastAsia="Times New Roman"/>
+          <w:b/>
+          <w:bCs/>
+          <w:color w:val="0F1115"/>
+          <w:lang w:eastAsia="ru-RU"/>
+        </w:rPr>
+        <w:t xml:space="preserve">    {"product_id": 3, "order_date": "2026-09-20"},</w:t>
+      </w:r>
+    </w:p>
+    <w:p>
+      <w:pPr>
+        <w:shd w:val="clear" w:color="auto" w:fill="FFFFFF"/>
+        <w:spacing w:before="240" w:after="240" w:line="240" w:lineRule="auto"/>
+        <w:rPr>
+          <w:rFonts w:hint="default" w:ascii="Segoe UI" w:hAnsi="Segoe UI" w:eastAsia="Times New Roman"/>
+          <w:b/>
+          <w:bCs/>
+          <w:color w:val="0F1115"/>
+          <w:lang w:eastAsia="ru-RU"/>
+        </w:rPr>
+      </w:pPr>
+      <w:r>
+        <w:rPr>
+          <w:rFonts w:hint="default" w:ascii="Segoe UI" w:hAnsi="Segoe UI" w:eastAsia="Times New Roman"/>
+          <w:b/>
+          <w:bCs/>
+          <w:color w:val="0F1115"/>
+          <w:lang w:eastAsia="ru-RU"/>
+        </w:rPr>
+        <w:t xml:space="preserve">    {"product_id": 1, "order_date": "2026-10-05"},</w:t>
+      </w:r>
+    </w:p>
+    <w:p>
+      <w:pPr>
+        <w:shd w:val="clear" w:color="auto" w:fill="FFFFFF"/>
+        <w:spacing w:before="240" w:after="240" w:line="240" w:lineRule="auto"/>
+        <w:rPr>
+          <w:rFonts w:hint="default" w:ascii="Segoe UI" w:hAnsi="Segoe UI" w:eastAsia="Times New Roman"/>
+          <w:b/>
+          <w:bCs/>
+          <w:color w:val="0F1115"/>
+          <w:lang w:eastAsia="ru-RU"/>
+        </w:rPr>
+      </w:pPr>
+      <w:r>
+        <w:rPr>
+          <w:rFonts w:hint="default" w:ascii="Segoe UI" w:hAnsi="Segoe UI" w:eastAsia="Times New Roman"/>
+          <w:b/>
+          <w:bCs/>
+          <w:color w:val="0F1115"/>
+          <w:lang w:eastAsia="ru-RU"/>
+        </w:rPr>
+        <w:t>]</w:t>
+      </w:r>
+    </w:p>
+    <w:p>
+      <w:pPr>
+        <w:shd w:val="clear" w:color="auto" w:fill="FFFFFF"/>
+        <w:spacing w:before="240" w:after="240" w:line="240" w:lineRule="auto"/>
+        <w:rPr>
+          <w:rFonts w:hint="default" w:ascii="Segoe UI" w:hAnsi="Segoe UI" w:eastAsia="Times New Roman"/>
+          <w:b/>
+          <w:bCs/>
+          <w:color w:val="0F1115"/>
+          <w:lang w:eastAsia="ru-RU"/>
+        </w:rPr>
+      </w:pPr>
+    </w:p>
+    <w:p>
+      <w:pPr>
+        <w:shd w:val="clear" w:color="auto" w:fill="FFFFFF"/>
+        <w:spacing w:before="240" w:after="240" w:line="240" w:lineRule="auto"/>
+        <w:rPr>
+          <w:rFonts w:hint="default" w:ascii="Segoe UI" w:hAnsi="Segoe UI" w:eastAsia="Times New Roman"/>
+          <w:b/>
+          <w:bCs/>
+          <w:color w:val="0F1115"/>
+          <w:lang w:eastAsia="ru-RU"/>
+        </w:rPr>
+      </w:pPr>
+      <w:r>
+        <w:rPr>
+          <w:rFonts w:hint="default" w:ascii="Segoe UI" w:hAnsi="Segoe UI" w:eastAsia="Times New Roman"/>
+          <w:b/>
+          <w:bCs/>
+          <w:color w:val="0F1115"/>
+          <w:lang w:eastAsia="ru-RU"/>
+        </w:rPr>
+        <w:t>def _get_orders_for_product_in_period(product_id, start_date, end_date):</w:t>
+      </w:r>
+    </w:p>
+    <w:p>
+      <w:pPr>
+        <w:shd w:val="clear" w:color="auto" w:fill="FFFFFF"/>
+        <w:spacing w:before="240" w:after="240" w:line="240" w:lineRule="auto"/>
+        <w:rPr>
+          <w:rFonts w:hint="default" w:ascii="Segoe UI" w:hAnsi="Segoe UI" w:eastAsia="Times New Roman"/>
+          <w:b/>
+          <w:bCs/>
+          <w:color w:val="0F1115"/>
+          <w:lang w:eastAsia="ru-RU"/>
+        </w:rPr>
+      </w:pPr>
+      <w:r>
+        <w:rPr>
+          <w:rFonts w:hint="default" w:ascii="Segoe UI" w:hAnsi="Segoe UI" w:eastAsia="Times New Roman"/>
+          <w:b/>
+          <w:bCs/>
+          <w:color w:val="0F1115"/>
+          <w:lang w:eastAsia="ru-RU"/>
+        </w:rPr>
+        <w:t xml:space="preserve">    """Возвращает список заказов на товар за период (заглушка)."""</w:t>
+      </w:r>
+    </w:p>
+    <w:p>
+      <w:pPr>
+        <w:shd w:val="clear" w:color="auto" w:fill="FFFFFF"/>
+        <w:spacing w:before="240" w:after="240" w:line="240" w:lineRule="auto"/>
+        <w:rPr>
+          <w:rFonts w:hint="default" w:ascii="Segoe UI" w:hAnsi="Segoe UI" w:eastAsia="Times New Roman"/>
+          <w:b/>
+          <w:bCs/>
+          <w:color w:val="0F1115"/>
+          <w:lang w:eastAsia="ru-RU"/>
+        </w:rPr>
+      </w:pPr>
+      <w:r>
+        <w:rPr>
+          <w:rFonts w:hint="default" w:ascii="Segoe UI" w:hAnsi="Segoe UI" w:eastAsia="Times New Roman"/>
+          <w:b/>
+          <w:bCs/>
+          <w:color w:val="0F1115"/>
+          <w:lang w:eastAsia="ru-RU"/>
+        </w:rPr>
+        <w:t xml:space="preserve">    count = 0</w:t>
+      </w:r>
+    </w:p>
+    <w:p>
+      <w:pPr>
+        <w:shd w:val="clear" w:color="auto" w:fill="FFFFFF"/>
+        <w:spacing w:before="240" w:after="240" w:line="240" w:lineRule="auto"/>
+        <w:rPr>
+          <w:rFonts w:hint="default" w:ascii="Segoe UI" w:hAnsi="Segoe UI" w:eastAsia="Times New Roman"/>
+          <w:b/>
+          <w:bCs/>
+          <w:color w:val="0F1115"/>
+          <w:lang w:eastAsia="ru-RU"/>
+        </w:rPr>
+      </w:pPr>
+      <w:r>
+        <w:rPr>
+          <w:rFonts w:hint="default" w:ascii="Segoe UI" w:hAnsi="Segoe UI" w:eastAsia="Times New Roman"/>
+          <w:b/>
+          <w:bCs/>
+          <w:color w:val="0F1115"/>
+          <w:lang w:eastAsia="ru-RU"/>
+        </w:rPr>
+        <w:t xml:space="preserve">    for order in ORDERS_DB:</w:t>
+      </w:r>
+    </w:p>
+    <w:p>
+      <w:pPr>
+        <w:shd w:val="clear" w:color="auto" w:fill="FFFFFF"/>
+        <w:spacing w:before="240" w:after="240" w:line="240" w:lineRule="auto"/>
+        <w:rPr>
+          <w:rFonts w:hint="default" w:ascii="Segoe UI" w:hAnsi="Segoe UI" w:eastAsia="Times New Roman"/>
+          <w:b/>
+          <w:bCs/>
+          <w:color w:val="0F1115"/>
+          <w:lang w:eastAsia="ru-RU"/>
+        </w:rPr>
+      </w:pPr>
+      <w:r>
+        <w:rPr>
+          <w:rFonts w:hint="default" w:ascii="Segoe UI" w:hAnsi="Segoe UI" w:eastAsia="Times New Roman"/>
+          <w:b/>
+          <w:bCs/>
+          <w:color w:val="0F1115"/>
+          <w:lang w:eastAsia="ru-RU"/>
+        </w:rPr>
+        <w:t xml:space="preserve">        order_date = order["order_date"]</w:t>
+      </w:r>
+    </w:p>
+    <w:p>
+      <w:pPr>
+        <w:shd w:val="clear" w:color="auto" w:fill="FFFFFF"/>
+        <w:spacing w:before="240" w:after="240" w:line="240" w:lineRule="auto"/>
+        <w:rPr>
+          <w:rFonts w:hint="default" w:ascii="Segoe UI" w:hAnsi="Segoe UI" w:eastAsia="Times New Roman"/>
+          <w:b/>
+          <w:bCs/>
+          <w:color w:val="0F1115"/>
+          <w:lang w:eastAsia="ru-RU"/>
+        </w:rPr>
+      </w:pPr>
+      <w:r>
+        <w:rPr>
+          <w:rFonts w:hint="default" w:ascii="Segoe UI" w:hAnsi="Segoe UI" w:eastAsia="Times New Roman"/>
+          <w:b/>
+          <w:bCs/>
+          <w:color w:val="0F1115"/>
+          <w:lang w:eastAsia="ru-RU"/>
+        </w:rPr>
+        <w:t xml:space="preserve">        # Простая проверка диапазона дат</w:t>
+      </w:r>
+    </w:p>
+    <w:p>
+      <w:pPr>
+        <w:shd w:val="clear" w:color="auto" w:fill="FFFFFF"/>
+        <w:spacing w:before="240" w:after="240" w:line="240" w:lineRule="auto"/>
+        <w:rPr>
+          <w:rFonts w:hint="default" w:ascii="Segoe UI" w:hAnsi="Segoe UI" w:eastAsia="Times New Roman"/>
+          <w:b/>
+          <w:bCs/>
+          <w:color w:val="0F1115"/>
+          <w:lang w:eastAsia="ru-RU"/>
+        </w:rPr>
+      </w:pPr>
+      <w:r>
+        <w:rPr>
+          <w:rFonts w:hint="default" w:ascii="Segoe UI" w:hAnsi="Segoe UI" w:eastAsia="Times New Roman"/>
+          <w:b/>
+          <w:bCs/>
+          <w:color w:val="0F1115"/>
+          <w:lang w:eastAsia="ru-RU"/>
+        </w:rPr>
+        <w:t xml:space="preserve">        if order_date &gt;= start_date.strftime("%Y-%m-%d") and order_date &lt;= end_date.strftime("%Y-%m-%d"):</w:t>
+      </w:r>
+    </w:p>
+    <w:p>
+      <w:pPr>
+        <w:shd w:val="clear" w:color="auto" w:fill="FFFFFF"/>
+        <w:spacing w:before="240" w:after="240" w:line="240" w:lineRule="auto"/>
+        <w:rPr>
+          <w:rFonts w:hint="default" w:ascii="Segoe UI" w:hAnsi="Segoe UI" w:eastAsia="Times New Roman"/>
+          <w:b/>
+          <w:bCs/>
+          <w:color w:val="0F1115"/>
+          <w:lang w:eastAsia="ru-RU"/>
+        </w:rPr>
+      </w:pPr>
+      <w:r>
+        <w:rPr>
+          <w:rFonts w:hint="default" w:ascii="Segoe UI" w:hAnsi="Segoe UI" w:eastAsia="Times New Roman"/>
+          <w:b/>
+          <w:bCs/>
+          <w:color w:val="0F1115"/>
+          <w:lang w:eastAsia="ru-RU"/>
+        </w:rPr>
+        <w:t xml:space="preserve">            if order["product_id"] == product_id:</w:t>
+      </w:r>
+    </w:p>
+    <w:p>
+      <w:pPr>
+        <w:shd w:val="clear" w:color="auto" w:fill="FFFFFF"/>
+        <w:spacing w:before="240" w:after="240" w:line="240" w:lineRule="auto"/>
+        <w:rPr>
+          <w:rFonts w:hint="default" w:ascii="Segoe UI" w:hAnsi="Segoe UI" w:eastAsia="Times New Roman"/>
+          <w:b/>
+          <w:bCs/>
+          <w:color w:val="0F1115"/>
+          <w:lang w:eastAsia="ru-RU"/>
+        </w:rPr>
+      </w:pPr>
+      <w:r>
+        <w:rPr>
+          <w:rFonts w:hint="default" w:ascii="Segoe UI" w:hAnsi="Segoe UI" w:eastAsia="Times New Roman"/>
+          <w:b/>
+          <w:bCs/>
+          <w:color w:val="0F1115"/>
+          <w:lang w:eastAsia="ru-RU"/>
+        </w:rPr>
+        <w:t xml:space="preserve">                count += 1</w:t>
+      </w:r>
+    </w:p>
+    <w:p>
+      <w:pPr>
+        <w:shd w:val="clear" w:color="auto" w:fill="FFFFFF"/>
+        <w:spacing w:before="240" w:after="240" w:line="240" w:lineRule="auto"/>
+        <w:rPr>
+          <w:rFonts w:hint="default" w:ascii="Segoe UI" w:hAnsi="Segoe UI" w:eastAsia="Times New Roman"/>
+          <w:b/>
+          <w:bCs/>
+          <w:color w:val="0F1115"/>
+          <w:lang w:eastAsia="ru-RU"/>
+        </w:rPr>
+      </w:pPr>
+      <w:r>
+        <w:rPr>
+          <w:rFonts w:hint="default" w:ascii="Segoe UI" w:hAnsi="Segoe UI" w:eastAsia="Times New Roman"/>
+          <w:b/>
+          <w:bCs/>
+          <w:color w:val="0F1115"/>
+          <w:lang w:eastAsia="ru-RU"/>
+        </w:rPr>
+        <w:t xml:space="preserve">    return count</w:t>
+      </w:r>
+    </w:p>
+    <w:p>
+      <w:pPr>
+        <w:shd w:val="clear" w:color="auto" w:fill="FFFFFF"/>
+        <w:spacing w:before="240" w:after="240" w:line="240" w:lineRule="auto"/>
+        <w:rPr>
+          <w:rFonts w:hint="default" w:ascii="Segoe UI" w:hAnsi="Segoe UI" w:eastAsia="Times New Roman"/>
+          <w:b/>
+          <w:bCs/>
+          <w:color w:val="0F1115"/>
+          <w:lang w:eastAsia="ru-RU"/>
+        </w:rPr>
+      </w:pPr>
+    </w:p>
+    <w:p>
+      <w:pPr>
+        <w:shd w:val="clear" w:color="auto" w:fill="FFFFFF"/>
+        <w:spacing w:before="240" w:after="240" w:line="240" w:lineRule="auto"/>
+        <w:rPr>
+          <w:rFonts w:hint="default" w:ascii="Segoe UI" w:hAnsi="Segoe UI" w:eastAsia="Times New Roman"/>
+          <w:b/>
+          <w:bCs/>
+          <w:color w:val="0F1115"/>
+          <w:lang w:eastAsia="ru-RU"/>
+        </w:rPr>
+      </w:pPr>
+      <w:r>
+        <w:rPr>
+          <w:rFonts w:hint="default" w:ascii="Segoe UI" w:hAnsi="Segoe UI" w:eastAsia="Times New Roman"/>
+          <w:b/>
+          <w:bCs/>
+          <w:color w:val="0F1115"/>
+          <w:lang w:eastAsia="ru-RU"/>
+        </w:rPr>
+        <w:t>def calculate_price_with_discount(product_id, price, date):</w:t>
+      </w:r>
+    </w:p>
+    <w:p>
+      <w:pPr>
+        <w:shd w:val="clear" w:color="auto" w:fill="FFFFFF"/>
+        <w:spacing w:before="240" w:after="240" w:line="240" w:lineRule="auto"/>
+        <w:rPr>
+          <w:rFonts w:hint="default" w:ascii="Segoe UI" w:hAnsi="Segoe UI" w:eastAsia="Times New Roman"/>
+          <w:b/>
+          <w:bCs/>
+          <w:color w:val="0F1115"/>
+          <w:lang w:eastAsia="ru-RU"/>
+        </w:rPr>
+      </w:pPr>
+      <w:r>
+        <w:rPr>
+          <w:rFonts w:hint="default" w:ascii="Segoe UI" w:hAnsi="Segoe UI" w:eastAsia="Times New Roman"/>
+          <w:b/>
+          <w:bCs/>
+          <w:color w:val="0F1115"/>
+          <w:lang w:eastAsia="ru-RU"/>
+        </w:rPr>
+        <w:t xml:space="preserve">    """</w:t>
+      </w:r>
+    </w:p>
+    <w:p>
+      <w:pPr>
+        <w:shd w:val="clear" w:color="auto" w:fill="FFFFFF"/>
+        <w:spacing w:before="240" w:after="240" w:line="240" w:lineRule="auto"/>
+        <w:rPr>
+          <w:rFonts w:hint="default" w:ascii="Segoe UI" w:hAnsi="Segoe UI" w:eastAsia="Times New Roman"/>
+          <w:b/>
+          <w:bCs/>
+          <w:color w:val="0F1115"/>
+          <w:lang w:eastAsia="ru-RU"/>
+        </w:rPr>
+      </w:pPr>
+      <w:r>
+        <w:rPr>
+          <w:rFonts w:hint="default" w:ascii="Segoe UI" w:hAnsi="Segoe UI" w:eastAsia="Times New Roman"/>
+          <w:b/>
+          <w:bCs/>
+          <w:color w:val="0F1115"/>
+          <w:lang w:eastAsia="ru-RU"/>
+        </w:rPr>
+        <w:t xml:space="preserve">    Рассчитывает цену со скидкой.</w:t>
+      </w:r>
+    </w:p>
+    <w:p>
+      <w:pPr>
+        <w:shd w:val="clear" w:color="auto" w:fill="FFFFFF"/>
+        <w:spacing w:before="240" w:after="240" w:line="240" w:lineRule="auto"/>
+        <w:rPr>
+          <w:rFonts w:hint="default" w:ascii="Segoe UI" w:hAnsi="Segoe UI" w:eastAsia="Times New Roman"/>
+          <w:b/>
+          <w:bCs/>
+          <w:color w:val="0F1115"/>
+          <w:lang w:eastAsia="ru-RU"/>
+        </w:rPr>
+      </w:pPr>
+      <w:r>
+        <w:rPr>
+          <w:rFonts w:hint="default" w:ascii="Segoe UI" w:hAnsi="Segoe UI" w:eastAsia="Times New Roman"/>
+          <w:b/>
+          <w:bCs/>
+          <w:color w:val="0F1115"/>
+          <w:lang w:eastAsia="ru-RU"/>
+        </w:rPr>
+        <w:t xml:space="preserve">    Логика: если в предыдущем месяце не было заказов на товар → скидка 25%.</w:t>
+      </w:r>
+    </w:p>
+    <w:p>
+      <w:pPr>
+        <w:shd w:val="clear" w:color="auto" w:fill="FFFFFF"/>
+        <w:spacing w:before="240" w:after="240" w:line="240" w:lineRule="auto"/>
+        <w:rPr>
+          <w:rFonts w:hint="default" w:ascii="Segoe UI" w:hAnsi="Segoe UI" w:eastAsia="Times New Roman"/>
+          <w:b/>
+          <w:bCs/>
+          <w:color w:val="0F1115"/>
+          <w:lang w:eastAsia="ru-RU"/>
+        </w:rPr>
+      </w:pPr>
+      <w:r>
+        <w:rPr>
+          <w:rFonts w:hint="default" w:ascii="Segoe UI" w:hAnsi="Segoe UI" w:eastAsia="Times New Roman"/>
+          <w:b/>
+          <w:bCs/>
+          <w:color w:val="0F1115"/>
+          <w:lang w:eastAsia="ru-RU"/>
+        </w:rPr>
+        <w:t xml:space="preserve">    """</w:t>
+      </w:r>
+    </w:p>
+    <w:p>
+      <w:pPr>
+        <w:shd w:val="clear" w:color="auto" w:fill="FFFFFF"/>
+        <w:spacing w:before="240" w:after="240" w:line="240" w:lineRule="auto"/>
+        <w:rPr>
+          <w:rFonts w:hint="default" w:ascii="Segoe UI" w:hAnsi="Segoe UI" w:eastAsia="Times New Roman"/>
+          <w:b/>
+          <w:bCs/>
+          <w:color w:val="0F1115"/>
+          <w:lang w:eastAsia="ru-RU"/>
+        </w:rPr>
+      </w:pPr>
+      <w:r>
+        <w:rPr>
+          <w:rFonts w:hint="default" w:ascii="Segoe UI" w:hAnsi="Segoe UI" w:eastAsia="Times New Roman"/>
+          <w:b/>
+          <w:bCs/>
+          <w:color w:val="0F1115"/>
+          <w:lang w:eastAsia="ru-RU"/>
+        </w:rPr>
+        <w:t xml:space="preserve">    if price == 0:</w:t>
+      </w:r>
+    </w:p>
+    <w:p>
+      <w:pPr>
+        <w:shd w:val="clear" w:color="auto" w:fill="FFFFFF"/>
+        <w:spacing w:before="240" w:after="240" w:line="240" w:lineRule="auto"/>
+        <w:rPr>
+          <w:rFonts w:hint="default" w:ascii="Segoe UI" w:hAnsi="Segoe UI" w:eastAsia="Times New Roman"/>
+          <w:b/>
+          <w:bCs/>
+          <w:color w:val="0F1115"/>
+          <w:lang w:eastAsia="ru-RU"/>
+        </w:rPr>
+      </w:pPr>
+      <w:r>
+        <w:rPr>
+          <w:rFonts w:hint="default" w:ascii="Segoe UI" w:hAnsi="Segoe UI" w:eastAsia="Times New Roman"/>
+          <w:b/>
+          <w:bCs/>
+          <w:color w:val="0F1115"/>
+          <w:lang w:eastAsia="ru-RU"/>
+        </w:rPr>
+        <w:t xml:space="preserve">        return 0</w:t>
+      </w:r>
+    </w:p>
+    <w:p>
+      <w:pPr>
+        <w:shd w:val="clear" w:color="auto" w:fill="FFFFFF"/>
+        <w:spacing w:before="240" w:after="240" w:line="240" w:lineRule="auto"/>
+        <w:rPr>
+          <w:rFonts w:hint="default" w:ascii="Segoe UI" w:hAnsi="Segoe UI" w:eastAsia="Times New Roman"/>
+          <w:b/>
+          <w:bCs/>
+          <w:color w:val="0F1115"/>
+          <w:lang w:eastAsia="ru-RU"/>
+        </w:rPr>
+      </w:pPr>
+    </w:p>
+    <w:p>
+      <w:pPr>
+        <w:shd w:val="clear" w:color="auto" w:fill="FFFFFF"/>
+        <w:spacing w:before="240" w:after="240" w:line="240" w:lineRule="auto"/>
+        <w:rPr>
+          <w:rFonts w:hint="default" w:ascii="Segoe UI" w:hAnsi="Segoe UI" w:eastAsia="Times New Roman"/>
+          <w:b/>
+          <w:bCs/>
+          <w:color w:val="0F1115"/>
+          <w:lang w:eastAsia="ru-RU"/>
+        </w:rPr>
+      </w:pPr>
+      <w:r>
+        <w:rPr>
+          <w:rFonts w:hint="default" w:ascii="Segoe UI" w:hAnsi="Segoe UI" w:eastAsia="Times New Roman"/>
+          <w:b/>
+          <w:bCs/>
+          <w:color w:val="0F1115"/>
+          <w:lang w:eastAsia="ru-RU"/>
+        </w:rPr>
+        <w:t xml:space="preserve">    # Определяем начало и конец предыдущего месяца относительно date</w:t>
+      </w:r>
+    </w:p>
+    <w:p>
+      <w:pPr>
+        <w:shd w:val="clear" w:color="auto" w:fill="FFFFFF"/>
+        <w:spacing w:before="240" w:after="240" w:line="240" w:lineRule="auto"/>
+        <w:rPr>
+          <w:rFonts w:hint="default" w:ascii="Segoe UI" w:hAnsi="Segoe UI" w:eastAsia="Times New Roman"/>
+          <w:b/>
+          <w:bCs/>
+          <w:color w:val="0F1115"/>
+          <w:lang w:eastAsia="ru-RU"/>
+        </w:rPr>
+      </w:pPr>
+      <w:r>
+        <w:rPr>
+          <w:rFonts w:hint="default" w:ascii="Segoe UI" w:hAnsi="Segoe UI" w:eastAsia="Times New Roman"/>
+          <w:b/>
+          <w:bCs/>
+          <w:color w:val="0F1115"/>
+          <w:lang w:eastAsia="ru-RU"/>
+        </w:rPr>
+        <w:t xml:space="preserve">    # 1. Первый день текущего месяца</w:t>
+      </w:r>
+    </w:p>
+    <w:p>
+      <w:pPr>
+        <w:shd w:val="clear" w:color="auto" w:fill="FFFFFF"/>
+        <w:spacing w:before="240" w:after="240" w:line="240" w:lineRule="auto"/>
+        <w:rPr>
+          <w:rFonts w:hint="default" w:ascii="Segoe UI" w:hAnsi="Segoe UI" w:eastAsia="Times New Roman"/>
+          <w:b/>
+          <w:bCs/>
+          <w:color w:val="0F1115"/>
+          <w:lang w:eastAsia="ru-RU"/>
+        </w:rPr>
+      </w:pPr>
+      <w:r>
+        <w:rPr>
+          <w:rFonts w:hint="default" w:ascii="Segoe UI" w:hAnsi="Segoe UI" w:eastAsia="Times New Roman"/>
+          <w:b/>
+          <w:bCs/>
+          <w:color w:val="0F1115"/>
+          <w:lang w:eastAsia="ru-RU"/>
+        </w:rPr>
+        <w:t xml:space="preserve">    first_day_current = date.replace(day=1)</w:t>
+      </w:r>
+    </w:p>
+    <w:p>
+      <w:pPr>
+        <w:shd w:val="clear" w:color="auto" w:fill="FFFFFF"/>
+        <w:spacing w:before="240" w:after="240" w:line="240" w:lineRule="auto"/>
+        <w:rPr>
+          <w:rFonts w:hint="default" w:ascii="Segoe UI" w:hAnsi="Segoe UI" w:eastAsia="Times New Roman"/>
+          <w:b/>
+          <w:bCs/>
+          <w:color w:val="0F1115"/>
+          <w:lang w:eastAsia="ru-RU"/>
+        </w:rPr>
+      </w:pPr>
+      <w:r>
+        <w:rPr>
+          <w:rFonts w:hint="default" w:ascii="Segoe UI" w:hAnsi="Segoe UI" w:eastAsia="Times New Roman"/>
+          <w:b/>
+          <w:bCs/>
+          <w:color w:val="0F1115"/>
+          <w:lang w:eastAsia="ru-RU"/>
+        </w:rPr>
+        <w:t xml:space="preserve">    # 2. Последний день предыдущего месяца = первый день текущего - 1 день</w:t>
+      </w:r>
+    </w:p>
+    <w:p>
+      <w:pPr>
+        <w:shd w:val="clear" w:color="auto" w:fill="FFFFFF"/>
+        <w:spacing w:before="240" w:after="240" w:line="240" w:lineRule="auto"/>
+        <w:rPr>
+          <w:rFonts w:hint="default" w:ascii="Segoe UI" w:hAnsi="Segoe UI" w:eastAsia="Times New Roman"/>
+          <w:b/>
+          <w:bCs/>
+          <w:color w:val="0F1115"/>
+          <w:lang w:eastAsia="ru-RU"/>
+        </w:rPr>
+      </w:pPr>
+      <w:r>
+        <w:rPr>
+          <w:rFonts w:hint="default" w:ascii="Segoe UI" w:hAnsi="Segoe UI" w:eastAsia="Times New Roman"/>
+          <w:b/>
+          <w:bCs/>
+          <w:color w:val="0F1115"/>
+          <w:lang w:eastAsia="ru-RU"/>
+        </w:rPr>
+        <w:t xml:space="preserve">    last_day_prev = first_day_current - timedelta(days=1)</w:t>
+      </w:r>
+    </w:p>
+    <w:p>
+      <w:pPr>
+        <w:shd w:val="clear" w:color="auto" w:fill="FFFFFF"/>
+        <w:spacing w:before="240" w:after="240" w:line="240" w:lineRule="auto"/>
+        <w:rPr>
+          <w:rFonts w:hint="default" w:ascii="Segoe UI" w:hAnsi="Segoe UI" w:eastAsia="Times New Roman"/>
+          <w:b/>
+          <w:bCs/>
+          <w:color w:val="0F1115"/>
+          <w:lang w:eastAsia="ru-RU"/>
+        </w:rPr>
+      </w:pPr>
+      <w:r>
+        <w:rPr>
+          <w:rFonts w:hint="default" w:ascii="Segoe UI" w:hAnsi="Segoe UI" w:eastAsia="Times New Roman"/>
+          <w:b/>
+          <w:bCs/>
+          <w:color w:val="0F1115"/>
+          <w:lang w:eastAsia="ru-RU"/>
+        </w:rPr>
+        <w:t xml:space="preserve">    # 3. Первый день предыдущего месяца</w:t>
+      </w:r>
+    </w:p>
+    <w:p>
+      <w:pPr>
+        <w:shd w:val="clear" w:color="auto" w:fill="FFFFFF"/>
+        <w:spacing w:before="240" w:after="240" w:line="240" w:lineRule="auto"/>
+        <w:rPr>
+          <w:rFonts w:hint="default" w:ascii="Segoe UI" w:hAnsi="Segoe UI" w:eastAsia="Times New Roman"/>
+          <w:b/>
+          <w:bCs/>
+          <w:color w:val="0F1115"/>
+          <w:lang w:eastAsia="ru-RU"/>
+        </w:rPr>
+      </w:pPr>
+      <w:r>
+        <w:rPr>
+          <w:rFonts w:hint="default" w:ascii="Segoe UI" w:hAnsi="Segoe UI" w:eastAsia="Times New Roman"/>
+          <w:b/>
+          <w:bCs/>
+          <w:color w:val="0F1115"/>
+          <w:lang w:eastAsia="ru-RU"/>
+        </w:rPr>
+        <w:t xml:space="preserve">    first_day_prev = last_day_prev.replace(day=1)</w:t>
+      </w:r>
+    </w:p>
+    <w:p>
+      <w:pPr>
+        <w:shd w:val="clear" w:color="auto" w:fill="FFFFFF"/>
+        <w:spacing w:before="240" w:after="240" w:line="240" w:lineRule="auto"/>
+        <w:rPr>
+          <w:rFonts w:hint="default" w:ascii="Segoe UI" w:hAnsi="Segoe UI" w:eastAsia="Times New Roman"/>
+          <w:b/>
+          <w:bCs/>
+          <w:color w:val="0F1115"/>
+          <w:lang w:eastAsia="ru-RU"/>
+        </w:rPr>
+      </w:pPr>
+    </w:p>
+    <w:p>
+      <w:pPr>
+        <w:shd w:val="clear" w:color="auto" w:fill="FFFFFF"/>
+        <w:spacing w:before="240" w:after="240" w:line="240" w:lineRule="auto"/>
+        <w:rPr>
+          <w:rFonts w:hint="default" w:ascii="Segoe UI" w:hAnsi="Segoe UI" w:eastAsia="Times New Roman"/>
+          <w:b/>
+          <w:bCs/>
+          <w:color w:val="0F1115"/>
+          <w:lang w:eastAsia="ru-RU"/>
+        </w:rPr>
+      </w:pPr>
+      <w:r>
+        <w:rPr>
+          <w:rFonts w:hint="default" w:ascii="Segoe UI" w:hAnsi="Segoe UI" w:eastAsia="Times New Roman"/>
+          <w:b/>
+          <w:bCs/>
+          <w:color w:val="0F1115"/>
+          <w:lang w:eastAsia="ru-RU"/>
+        </w:rPr>
+        <w:t xml:space="preserve">    # Проверяем наличие заказов в предыдущем месяце</w:t>
+      </w:r>
+    </w:p>
+    <w:p>
+      <w:pPr>
+        <w:shd w:val="clear" w:color="auto" w:fill="FFFFFF"/>
+        <w:spacing w:before="240" w:after="240" w:line="240" w:lineRule="auto"/>
+        <w:rPr>
+          <w:rFonts w:hint="default" w:ascii="Segoe UI" w:hAnsi="Segoe UI" w:eastAsia="Times New Roman"/>
+          <w:b/>
+          <w:bCs/>
+          <w:color w:val="0F1115"/>
+          <w:lang w:eastAsia="ru-RU"/>
+        </w:rPr>
+      </w:pPr>
+      <w:r>
+        <w:rPr>
+          <w:rFonts w:hint="default" w:ascii="Segoe UI" w:hAnsi="Segoe UI" w:eastAsia="Times New Roman"/>
+          <w:b/>
+          <w:bCs/>
+          <w:color w:val="0F1115"/>
+          <w:lang w:eastAsia="ru-RU"/>
+        </w:rPr>
+        <w:t xml:space="preserve">    orders_count = _get_orders_for_product_in_period(product_id, first_day_prev, last_day_prev)</w:t>
+      </w:r>
+    </w:p>
+    <w:p>
+      <w:pPr>
+        <w:shd w:val="clear" w:color="auto" w:fill="FFFFFF"/>
+        <w:spacing w:before="240" w:after="240" w:line="240" w:lineRule="auto"/>
+        <w:rPr>
+          <w:rFonts w:hint="default" w:ascii="Segoe UI" w:hAnsi="Segoe UI" w:eastAsia="Times New Roman"/>
+          <w:b/>
+          <w:bCs/>
+          <w:color w:val="0F1115"/>
+          <w:lang w:eastAsia="ru-RU"/>
+        </w:rPr>
+      </w:pPr>
+    </w:p>
+    <w:p>
+      <w:pPr>
+        <w:shd w:val="clear" w:color="auto" w:fill="FFFFFF"/>
+        <w:spacing w:before="240" w:after="240" w:line="240" w:lineRule="auto"/>
+        <w:rPr>
+          <w:rFonts w:hint="default" w:ascii="Segoe UI" w:hAnsi="Segoe UI" w:eastAsia="Times New Roman"/>
+          <w:b/>
+          <w:bCs/>
+          <w:color w:val="0F1115"/>
+          <w:lang w:eastAsia="ru-RU"/>
+        </w:rPr>
+      </w:pPr>
+      <w:r>
+        <w:rPr>
+          <w:rFonts w:hint="default" w:ascii="Segoe UI" w:hAnsi="Segoe UI" w:eastAsia="Times New Roman"/>
+          <w:b/>
+          <w:bCs/>
+          <w:color w:val="0F1115"/>
+          <w:lang w:eastAsia="ru-RU"/>
+        </w:rPr>
+        <w:t xml:space="preserve">    if orders_count == 0:</w:t>
+      </w:r>
+    </w:p>
+    <w:p>
+      <w:pPr>
+        <w:shd w:val="clear" w:color="auto" w:fill="FFFFFF"/>
+        <w:spacing w:before="240" w:after="240" w:line="240" w:lineRule="auto"/>
+        <w:rPr>
+          <w:rFonts w:hint="default" w:ascii="Segoe UI" w:hAnsi="Segoe UI" w:eastAsia="Times New Roman"/>
+          <w:b/>
+          <w:bCs/>
+          <w:color w:val="0F1115"/>
+          <w:lang w:eastAsia="ru-RU"/>
+        </w:rPr>
+      </w:pPr>
+      <w:r>
+        <w:rPr>
+          <w:rFonts w:hint="default" w:ascii="Segoe UI" w:hAnsi="Segoe UI" w:eastAsia="Times New Roman"/>
+          <w:b/>
+          <w:bCs/>
+          <w:color w:val="0F1115"/>
+          <w:lang w:eastAsia="ru-RU"/>
+        </w:rPr>
+        <w:t xml:space="preserve">        # Скидка 25%</w:t>
+      </w:r>
+    </w:p>
+    <w:p>
+      <w:pPr>
+        <w:shd w:val="clear" w:color="auto" w:fill="FFFFFF"/>
+        <w:spacing w:before="240" w:after="240" w:line="240" w:lineRule="auto"/>
+        <w:rPr>
+          <w:rFonts w:hint="default" w:ascii="Segoe UI" w:hAnsi="Segoe UI" w:eastAsia="Times New Roman"/>
+          <w:b/>
+          <w:bCs/>
+          <w:color w:val="0F1115"/>
+          <w:lang w:eastAsia="ru-RU"/>
+        </w:rPr>
+      </w:pPr>
+      <w:r>
+        <w:rPr>
+          <w:rFonts w:hint="default" w:ascii="Segoe UI" w:hAnsi="Segoe UI" w:eastAsia="Times New Roman"/>
+          <w:b/>
+          <w:bCs/>
+          <w:color w:val="0F1115"/>
+          <w:lang w:eastAsia="ru-RU"/>
+        </w:rPr>
+        <w:t xml:space="preserve">        return int(price * 0.75)</w:t>
+      </w:r>
+    </w:p>
+    <w:p>
+      <w:pPr>
+        <w:shd w:val="clear" w:color="auto" w:fill="FFFFFF"/>
+        <w:spacing w:before="240" w:after="240" w:line="240" w:lineRule="auto"/>
+        <w:rPr>
+          <w:rFonts w:hint="default" w:ascii="Segoe UI" w:hAnsi="Segoe UI" w:eastAsia="Times New Roman"/>
+          <w:b/>
+          <w:bCs/>
+          <w:color w:val="0F1115"/>
+          <w:lang w:eastAsia="ru-RU"/>
+        </w:rPr>
+      </w:pPr>
+      <w:r>
+        <w:rPr>
+          <w:rFonts w:hint="default" w:ascii="Segoe UI" w:hAnsi="Segoe UI" w:eastAsia="Times New Roman"/>
+          <w:b/>
+          <w:bCs/>
+          <w:color w:val="0F1115"/>
+          <w:lang w:eastAsia="ru-RU"/>
+        </w:rPr>
+        <w:t xml:space="preserve">    else:</w:t>
+      </w:r>
+    </w:p>
+    <w:p>
+      <w:pPr>
+        <w:shd w:val="clear" w:color="auto" w:fill="FFFFFF"/>
+        <w:spacing w:before="240" w:after="240" w:line="240" w:lineRule="auto"/>
+        <w:rPr>
+          <w:rFonts w:hint="default" w:ascii="Segoe UI" w:hAnsi="Segoe UI" w:eastAsia="Times New Roman"/>
+          <w:b/>
+          <w:bCs/>
+          <w:color w:val="0F1115"/>
+          <w:lang w:eastAsia="ru-RU"/>
+        </w:rPr>
+      </w:pPr>
+      <w:r>
+        <w:rPr>
+          <w:rFonts w:hint="default" w:ascii="Segoe UI" w:hAnsi="Segoe UI" w:eastAsia="Times New Roman"/>
+          <w:b/>
+          <w:bCs/>
+          <w:color w:val="0F1115"/>
+          <w:lang w:eastAsia="ru-RU"/>
+        </w:rPr>
+        <w:t xml:space="preserve">        # Без скидки</w:t>
+      </w:r>
+    </w:p>
+    <w:p>
+      <w:pPr>
+        <w:shd w:val="clear" w:color="auto" w:fill="FFFFFF"/>
+        <w:spacing w:before="240" w:after="240" w:line="240" w:lineRule="auto"/>
+        <w:rPr>
+          <w:rFonts w:hint="default" w:ascii="Segoe UI" w:hAnsi="Segoe UI" w:eastAsia="Times New Roman"/>
+          <w:b/>
+          <w:bCs/>
+          <w:color w:val="0F1115"/>
+          <w:lang w:eastAsia="ru-RU"/>
+        </w:rPr>
+      </w:pPr>
+      <w:r>
+        <w:rPr>
+          <w:rFonts w:hint="default" w:ascii="Segoe UI" w:hAnsi="Segoe UI" w:eastAsia="Times New Roman"/>
+          <w:b/>
+          <w:bCs/>
+          <w:color w:val="0F1115"/>
+          <w:lang w:eastAsia="ru-RU"/>
+        </w:rPr>
+        <w:t xml:space="preserve">        return price</w:t>
+      </w:r>
+    </w:p>
+    <w:p>
+      <w:pPr>
+        <w:shd w:val="clear" w:color="auto" w:fill="FFFFFF"/>
+        <w:spacing w:before="240" w:after="240" w:line="240" w:lineRule="auto"/>
+        <w:rPr>
+          <w:rFonts w:ascii="Segoe UI" w:hAnsi="Segoe UI" w:eastAsia="Times New Roman" w:cs="Segoe UI"/>
+          <w:color w:val="0F1115"/>
+          <w:lang w:eastAsia="ru-RU"/>
+        </w:rPr>
+      </w:pPr>
     </w:p>
     <w:p>
       <w:pPr>
@@ -12487,6 +14469,49 @@
         </w:rPr>
         <w:t>Результат:</w:t>
       </w:r>
+      <w:r>
+        <w:drawing>
+          <wp:inline distT="0" distB="0" distL="114300" distR="114300">
+            <wp:extent cx="5934710" cy="1409065"/>
+            <wp:effectExtent l="0" t="0" r="8890" b="8255"/>
+            <wp:docPr id="2" name="Изображение 2"/>
+            <wp:cNvGraphicFramePr>
+              <a:graphicFrameLocks xmlns:a="http://schemas.openxmlformats.org/drawingml/2006/main" noChangeAspect="1"/>
+            </wp:cNvGraphicFramePr>
+            <a:graphic xmlns:a="http://schemas.openxmlformats.org/drawingml/2006/main">
+              <a:graphicData uri="http://schemas.openxmlformats.org/drawingml/2006/picture">
+                <pic:pic xmlns:pic="http://schemas.openxmlformats.org/drawingml/2006/picture">
+                  <pic:nvPicPr>
+                    <pic:cNvPr id="2" name="Изображение 2"/>
+                    <pic:cNvPicPr>
+                      <a:picLocks noChangeAspect="1"/>
+                    </pic:cNvPicPr>
+                  </pic:nvPicPr>
+                  <pic:blipFill>
+                    <a:blip r:embed="rId8"/>
+                    <a:stretch>
+                      <a:fillRect/>
+                    </a:stretch>
+                  </pic:blipFill>
+                  <pic:spPr>
+                    <a:xfrm>
+                      <a:off x="0" y="0"/>
+                      <a:ext cx="5934710" cy="1409065"/>
+                    </a:xfrm>
+                    <a:prstGeom prst="rect">
+                      <a:avLst/>
+                    </a:prstGeom>
+                    <a:noFill/>
+                    <a:ln>
+                      <a:noFill/>
+                    </a:ln>
+                  </pic:spPr>
+                </pic:pic>
+              </a:graphicData>
+            </a:graphic>
+          </wp:inline>
+        </w:drawing>
+      </w:r>
     </w:p>
     <w:p>
       <w:pPr>
@@ -12615,7 +14640,9 @@
         <w:shd w:val="clear" w:color="auto" w:fill="FFFFFF"/>
         <w:spacing w:before="240" w:after="240" w:line="240" w:lineRule="auto"/>
         <w:rPr>
-          <w:rFonts w:ascii="Segoe UI" w:hAnsi="Segoe UI" w:eastAsia="Times New Roman" w:cs="Segoe UI"/>
+          <w:rFonts w:hint="default" w:ascii="Segoe UI" w:hAnsi="Segoe UI" w:eastAsia="Times New Roman"/>
+          <w:b/>
+          <w:bCs/>
           <w:color w:val="0F1115"/>
           <w:lang w:eastAsia="ru-RU"/>
         </w:rPr>
@@ -12629,6 +14656,257 @@
           <w:lang w:eastAsia="ru-RU"/>
         </w:rPr>
         <w:t>Что нового:</w:t>
+      </w:r>
+      <w:r>
+        <w:rPr>
+          <w:rFonts w:hint="default" w:ascii="Segoe UI" w:hAnsi="Segoe UI" w:eastAsia="Times New Roman"/>
+          <w:b/>
+          <w:bCs/>
+          <w:color w:val="0F1115"/>
+          <w:lang w:eastAsia="ru-RU"/>
+        </w:rPr>
+        <w:t>Changes not staged for commit:</w:t>
+      </w:r>
+    </w:p>
+    <w:p>
+      <w:pPr>
+        <w:shd w:val="clear" w:color="auto" w:fill="FFFFFF"/>
+        <w:spacing w:before="240" w:after="240" w:line="240" w:lineRule="auto"/>
+        <w:rPr>
+          <w:rFonts w:hint="default" w:ascii="Segoe UI" w:hAnsi="Segoe UI" w:eastAsia="Times New Roman"/>
+          <w:b/>
+          <w:bCs/>
+          <w:color w:val="0F1115"/>
+          <w:lang w:eastAsia="ru-RU"/>
+        </w:rPr>
+      </w:pPr>
+      <w:r>
+        <w:rPr>
+          <w:rFonts w:hint="default" w:ascii="Segoe UI" w:hAnsi="Segoe UI" w:eastAsia="Times New Roman"/>
+          <w:b/>
+          <w:bCs/>
+          <w:color w:val="0F1115"/>
+          <w:lang w:eastAsia="ru-RU"/>
+        </w:rPr>
+        <w:t xml:space="preserve">  (use "git add/rm &lt;file&gt;..." to update what will be committed)</w:t>
+      </w:r>
+    </w:p>
+    <w:p>
+      <w:pPr>
+        <w:shd w:val="clear" w:color="auto" w:fill="FFFFFF"/>
+        <w:spacing w:before="240" w:after="240" w:line="240" w:lineRule="auto"/>
+        <w:rPr>
+          <w:rFonts w:hint="default" w:ascii="Segoe UI" w:hAnsi="Segoe UI" w:eastAsia="Times New Roman"/>
+          <w:b/>
+          <w:bCs/>
+          <w:color w:val="0F1115"/>
+          <w:lang w:eastAsia="ru-RU"/>
+        </w:rPr>
+      </w:pPr>
+      <w:r>
+        <w:rPr>
+          <w:rFonts w:hint="default" w:ascii="Segoe UI" w:hAnsi="Segoe UI" w:eastAsia="Times New Roman"/>
+          <w:b/>
+          <w:bCs/>
+          <w:color w:val="0F1115"/>
+          <w:lang w:eastAsia="ru-RU"/>
+        </w:rPr>
+        <w:t xml:space="preserve">  (use "git restore &lt;file&gt;..." to discard changes in working directory)</w:t>
+      </w:r>
+    </w:p>
+    <w:p>
+      <w:pPr>
+        <w:shd w:val="clear" w:color="auto" w:fill="FFFFFF"/>
+        <w:spacing w:before="240" w:after="240" w:line="240" w:lineRule="auto"/>
+        <w:rPr>
+          <w:rFonts w:hint="default" w:ascii="Segoe UI" w:hAnsi="Segoe UI" w:eastAsia="Times New Roman"/>
+          <w:b/>
+          <w:bCs/>
+          <w:color w:val="0F1115"/>
+          <w:lang w:eastAsia="ru-RU"/>
+        </w:rPr>
+      </w:pPr>
+      <w:r>
+        <w:rPr>
+          <w:rFonts w:hint="default" w:ascii="Segoe UI" w:hAnsi="Segoe UI" w:eastAsia="Times New Roman"/>
+          <w:b/>
+          <w:bCs/>
+          <w:color w:val="0F1115"/>
+          <w:lang w:eastAsia="ru-RU"/>
+        </w:rPr>
+        <w:t xml:space="preserve">        deleted:    RT/~$ (УП02) пара 4 ст Алиев Бандар 3ИП-1.-24.docx</w:t>
+      </w:r>
+    </w:p>
+    <w:p>
+      <w:pPr>
+        <w:shd w:val="clear" w:color="auto" w:fill="FFFFFF"/>
+        <w:spacing w:before="240" w:after="240" w:line="240" w:lineRule="auto"/>
+        <w:rPr>
+          <w:rFonts w:hint="default" w:ascii="Segoe UI" w:hAnsi="Segoe UI" w:eastAsia="Times New Roman"/>
+          <w:b/>
+          <w:bCs/>
+          <w:color w:val="0F1115"/>
+          <w:lang w:eastAsia="ru-RU"/>
+        </w:rPr>
+      </w:pPr>
+      <w:r>
+        <w:rPr>
+          <w:rFonts w:hint="default" w:ascii="Segoe UI" w:hAnsi="Segoe UI" w:eastAsia="Times New Roman"/>
+          <w:b/>
+          <w:bCs/>
+          <w:color w:val="0F1115"/>
+          <w:lang w:eastAsia="ru-RU"/>
+        </w:rPr>
+        <w:t xml:space="preserve">        deleted:    RT/РТ (УП02) пара 4 ст Алиев Бандар 3ИП-1-24.docx</w:t>
+      </w:r>
+    </w:p>
+    <w:p>
+      <w:pPr>
+        <w:shd w:val="clear" w:color="auto" w:fill="FFFFFF"/>
+        <w:spacing w:before="240" w:after="240" w:line="240" w:lineRule="auto"/>
+        <w:rPr>
+          <w:rFonts w:hint="default" w:ascii="Segoe UI" w:hAnsi="Segoe UI" w:eastAsia="Times New Roman"/>
+          <w:b/>
+          <w:bCs/>
+          <w:color w:val="0F1115"/>
+          <w:lang w:eastAsia="ru-RU"/>
+        </w:rPr>
+      </w:pPr>
+      <w:r>
+        <w:rPr>
+          <w:rFonts w:hint="default" w:ascii="Segoe UI" w:hAnsi="Segoe UI" w:eastAsia="Times New Roman"/>
+          <w:b/>
+          <w:bCs/>
+          <w:color w:val="0F1115"/>
+          <w:lang w:eastAsia="ru-RU"/>
+        </w:rPr>
+        <w:t xml:space="preserve">        modified:   discount.py</w:t>
+      </w:r>
+    </w:p>
+    <w:p>
+      <w:pPr>
+        <w:shd w:val="clear" w:color="auto" w:fill="FFFFFF"/>
+        <w:spacing w:before="240" w:after="240" w:line="240" w:lineRule="auto"/>
+        <w:rPr>
+          <w:rFonts w:hint="default" w:ascii="Segoe UI" w:hAnsi="Segoe UI" w:eastAsia="Times New Roman"/>
+          <w:b/>
+          <w:bCs/>
+          <w:color w:val="0F1115"/>
+          <w:lang w:eastAsia="ru-RU"/>
+        </w:rPr>
+      </w:pPr>
+      <w:r>
+        <w:rPr>
+          <w:rFonts w:hint="default" w:ascii="Segoe UI" w:hAnsi="Segoe UI" w:eastAsia="Times New Roman"/>
+          <w:b/>
+          <w:bCs/>
+          <w:color w:val="0F1115"/>
+          <w:lang w:eastAsia="ru-RU"/>
+        </w:rPr>
+        <w:t xml:space="preserve">        modified:   test_discount.py</w:t>
+      </w:r>
+    </w:p>
+    <w:p>
+      <w:pPr>
+        <w:shd w:val="clear" w:color="auto" w:fill="FFFFFF"/>
+        <w:spacing w:before="240" w:after="240" w:line="240" w:lineRule="auto"/>
+        <w:rPr>
+          <w:rFonts w:hint="default" w:ascii="Segoe UI" w:hAnsi="Segoe UI" w:eastAsia="Times New Roman"/>
+          <w:b/>
+          <w:bCs/>
+          <w:color w:val="0F1115"/>
+          <w:lang w:eastAsia="ru-RU"/>
+        </w:rPr>
+      </w:pPr>
+    </w:p>
+    <w:p>
+      <w:pPr>
+        <w:shd w:val="clear" w:color="auto" w:fill="FFFFFF"/>
+        <w:spacing w:before="240" w:after="240" w:line="240" w:lineRule="auto"/>
+        <w:rPr>
+          <w:rFonts w:hint="default" w:ascii="Segoe UI" w:hAnsi="Segoe UI" w:eastAsia="Times New Roman"/>
+          <w:b/>
+          <w:bCs/>
+          <w:color w:val="0F1115"/>
+          <w:lang w:eastAsia="ru-RU"/>
+        </w:rPr>
+      </w:pPr>
+      <w:r>
+        <w:rPr>
+          <w:rFonts w:hint="default" w:ascii="Segoe UI" w:hAnsi="Segoe UI" w:eastAsia="Times New Roman"/>
+          <w:b/>
+          <w:bCs/>
+          <w:color w:val="0F1115"/>
+          <w:lang w:eastAsia="ru-RU"/>
+        </w:rPr>
+        <w:t>Untracked files:</w:t>
+      </w:r>
+    </w:p>
+    <w:p>
+      <w:pPr>
+        <w:shd w:val="clear" w:color="auto" w:fill="FFFFFF"/>
+        <w:spacing w:before="240" w:after="240" w:line="240" w:lineRule="auto"/>
+        <w:rPr>
+          <w:rFonts w:hint="default" w:ascii="Segoe UI" w:hAnsi="Segoe UI" w:eastAsia="Times New Roman"/>
+          <w:b/>
+          <w:bCs/>
+          <w:color w:val="0F1115"/>
+          <w:lang w:eastAsia="ru-RU"/>
+        </w:rPr>
+      </w:pPr>
+      <w:r>
+        <w:rPr>
+          <w:rFonts w:hint="default" w:ascii="Segoe UI" w:hAnsi="Segoe UI" w:eastAsia="Times New Roman"/>
+          <w:b/>
+          <w:bCs/>
+          <w:color w:val="0F1115"/>
+          <w:lang w:eastAsia="ru-RU"/>
+        </w:rPr>
+        <w:t xml:space="preserve">  (use "git add &lt;file&gt;..." to include in what will be committed)</w:t>
+      </w:r>
+    </w:p>
+    <w:p>
+      <w:pPr>
+        <w:shd w:val="clear" w:color="auto" w:fill="FFFFFF"/>
+        <w:spacing w:before="240" w:after="240" w:line="240" w:lineRule="auto"/>
+        <w:rPr>
+          <w:rFonts w:hint="default" w:ascii="Segoe UI" w:hAnsi="Segoe UI" w:eastAsia="Times New Roman"/>
+          <w:b/>
+          <w:bCs/>
+          <w:color w:val="0F1115"/>
+          <w:lang w:eastAsia="ru-RU"/>
+        </w:rPr>
+      </w:pPr>
+      <w:r>
+        <w:rPr>
+          <w:rFonts w:hint="default" w:ascii="Segoe UI" w:hAnsi="Segoe UI" w:eastAsia="Times New Roman"/>
+          <w:b/>
+          <w:bCs/>
+          <w:color w:val="0F1115"/>
+          <w:lang w:eastAsia="ru-RU"/>
+        </w:rPr>
+        <w:t xml:space="preserve">        RT/~$ (УП02) пара 6 ст Алиев Бандар 3ИП-1-24.docx</w:t>
+      </w:r>
+    </w:p>
+    <w:p>
+      <w:pPr>
+        <w:shd w:val="clear" w:color="auto" w:fill="FFFFFF"/>
+        <w:spacing w:before="240" w:after="240" w:line="240" w:lineRule="auto"/>
+        <w:rPr>
+          <w:rFonts w:ascii="Segoe UI" w:hAnsi="Segoe UI" w:eastAsia="Times New Roman" w:cs="Segoe UI"/>
+          <w:color w:val="0F1115"/>
+          <w:lang w:eastAsia="ru-RU"/>
+        </w:rPr>
+      </w:pPr>
+      <w:r>
+        <w:rPr>
+          <w:rFonts w:hint="default" w:ascii="Segoe UI" w:hAnsi="Segoe UI" w:eastAsia="Times New Roman"/>
+          <w:b/>
+          <w:bCs/>
+          <w:color w:val="0F1115"/>
+          <w:lang w:eastAsia="ru-RU"/>
+        </w:rPr>
+        <w:t xml:space="preserve">        RT/РТ (УП02) пара 6 ст Алиев Бандар 3ИП-1-24.docx</w:t>
       </w:r>
     </w:p>
     <w:p>
@@ -13036,15 +15314,7 @@
           <w:color w:val="0F1115"/>
           <w:lang w:eastAsia="ru-RU"/>
         </w:rPr>
-        <w:t xml:space="preserve"> / </w:t>
-      </w:r>
-      <w:r>
-        <w:rPr>
-          <w:rFonts w:ascii="Segoe UI Emoji" w:hAnsi="Segoe UI Emoji" w:eastAsia="Times New Roman" w:cs="Segoe UI Emoji"/>
-          <w:color w:val="0F1115"/>
-          <w:lang w:eastAsia="ru-RU"/>
-        </w:rPr>
-        <w:t>❌</w:t>
+        <w:t xml:space="preserve"> </w:t>
       </w:r>
     </w:p>
     <w:p>
@@ -13255,12 +15525,30 @@
             <w:pPr>
               <w:spacing w:after="0" w:line="375" w:lineRule="atLeast"/>
               <w:rPr>
-                <w:rFonts w:ascii="Segoe UI" w:hAnsi="Segoe UI" w:eastAsia="Times New Roman" w:cs="Segoe UI"/>
-                <w:sz w:val="23"/>
-                <w:szCs w:val="23"/>
-                <w:lang w:eastAsia="ru-RU"/>
+                <w:rFonts w:hint="default" w:ascii="Segoe UI" w:hAnsi="Segoe UI" w:eastAsia="Times New Roman" w:cs="Segoe UI"/>
+                <w:sz w:val="23"/>
+                <w:szCs w:val="23"/>
+                <w:lang w:val="en-US" w:eastAsia="ru-RU"/>
               </w:rPr>
             </w:pPr>
+            <w:r>
+              <w:rPr>
+                <w:rFonts w:hint="default" w:ascii="Segoe UI" w:hAnsi="Segoe UI" w:eastAsia="Times New Roman" w:cs="Segoe UI"/>
+                <w:sz w:val="23"/>
+                <w:szCs w:val="23"/>
+                <w:lang w:val="ru-RU" w:eastAsia="ru-RU"/>
+              </w:rPr>
+              <w:t>Все</w:t>
+            </w:r>
+            <w:r>
+              <w:rPr>
+                <w:rFonts w:hint="default" w:ascii="Segoe UI" w:hAnsi="Segoe UI" w:eastAsia="Times New Roman" w:cs="Segoe UI"/>
+                <w:sz w:val="23"/>
+                <w:szCs w:val="23"/>
+                <w:lang w:val="en-US" w:eastAsia="ru-RU"/>
+              </w:rPr>
+              <w:t xml:space="preserve"> было просто </w:t>
+            </w:r>
           </w:p>
         </w:tc>
       </w:tr>
@@ -13337,6 +15625,15 @@
                 <w:lang w:eastAsia="ru-RU"/>
               </w:rPr>
             </w:pPr>
+            <w:r>
+              <w:rPr>
+                <w:rFonts w:ascii="Segoe UI" w:hAnsi="Segoe UI" w:eastAsia="Times New Roman" w:cs="Segoe UI"/>
+                <w:sz w:val="23"/>
+                <w:szCs w:val="23"/>
+                <w:lang w:eastAsia="ru-RU"/>
+              </w:rPr>
+              <w:t>Ничего</w:t>
+            </w:r>
           </w:p>
         </w:tc>
       </w:tr>
@@ -13413,6 +15710,15 @@
                 <w:lang w:eastAsia="ru-RU"/>
               </w:rPr>
             </w:pPr>
+            <w:r>
+              <w:rPr>
+                <w:rFonts w:ascii="Segoe UI" w:hAnsi="Segoe UI" w:eastAsia="Times New Roman" w:cs="Segoe UI"/>
+                <w:sz w:val="23"/>
+                <w:szCs w:val="23"/>
+                <w:lang w:eastAsia="ru-RU"/>
+              </w:rPr>
+              <w:t>Исправления</w:t>
+            </w:r>
           </w:p>
         </w:tc>
       </w:tr>
@@ -13483,10 +15789,10 @@
             <w:pPr>
               <w:spacing w:after="0" w:line="375" w:lineRule="atLeast"/>
               <w:rPr>
-                <w:rFonts w:ascii="Segoe UI" w:hAnsi="Segoe UI" w:eastAsia="Times New Roman" w:cs="Segoe UI"/>
-                <w:sz w:val="23"/>
-                <w:szCs w:val="23"/>
-                <w:lang w:eastAsia="ru-RU"/>
+                <w:rFonts w:hint="default" w:ascii="Segoe UI" w:hAnsi="Segoe UI" w:eastAsia="Times New Roman" w:cs="Segoe UI"/>
+                <w:sz w:val="23"/>
+                <w:szCs w:val="23"/>
+                <w:lang w:val="en-US" w:eastAsia="ru-RU"/>
               </w:rPr>
             </w:pPr>
           </w:p>
@@ -13561,7 +15867,27 @@
           <w:color w:val="0F1115"/>
           <w:lang w:eastAsia="ru-RU"/>
         </w:rPr>
-        <w:t>Ответ:</w:t>
+        <w:t>Ответ:·</w:t>
+      </w:r>
+      <w:r>
+        <w:rPr>
+          <w:rFonts w:hint="eastAsia" w:ascii="Segoe UI" w:hAnsi="Segoe UI" w:eastAsia="Times New Roman" w:cs="Segoe UI"/>
+          <w:b/>
+          <w:bCs/>
+          <w:color w:val="0F1115"/>
+          <w:lang w:eastAsia="ru-RU"/>
+        </w:rPr>
+        <w:t xml:space="preserve">  </w:t>
+      </w:r>
+      <w:r>
+        <w:rPr>
+          <w:rFonts w:ascii="Segoe UI" w:hAnsi="Segoe UI" w:eastAsia="Times New Roman" w:cs="Segoe UI"/>
+          <w:b/>
+          <w:bCs/>
+          <w:color w:val="0F1115"/>
+          <w:lang w:eastAsia="ru-RU"/>
+        </w:rPr>
+        <w:t>Тестирование — проверка программы на ошибки: подаём данные и сверяем результат с ожидаемым.</w:t>
       </w:r>
     </w:p>
     <w:p>
@@ -13602,7 +15928,27 @@
           <w:color w:val="0F1115"/>
           <w:lang w:eastAsia="ru-RU"/>
         </w:rPr>
-        <w:t>Ответ:</w:t>
+        <w:t>Ответ:юнит</w:t>
+      </w:r>
+      <w:r>
+        <w:rPr>
+          <w:rFonts w:ascii="Segoe UI" w:hAnsi="Segoe UI" w:eastAsia="Times New Roman" w:cs="Segoe UI"/>
+          <w:b/>
+          <w:bCs/>
+          <w:color w:val="0F1115"/>
+          <w:lang w:eastAsia="ru-RU"/>
+        </w:rPr>
+        <w:noBreakHyphen/>
+      </w:r>
+      <w:r>
+        <w:rPr>
+          <w:rFonts w:ascii="Segoe UI" w:hAnsi="Segoe UI" w:eastAsia="Times New Roman" w:cs="Segoe UI"/>
+          <w:b/>
+          <w:bCs/>
+          <w:color w:val="0F1115"/>
+          <w:lang w:eastAsia="ru-RU"/>
+        </w:rPr>
+        <w:t>тесты (отдельные функции), граничные случаи (крайние значения), интеграционные (работа частей вместе), регрессионные (проверка, что правки ничего не сломали).</w:t>
       </w:r>
     </w:p>
     <w:p>
@@ -13643,7 +15989,7 @@
           <w:color w:val="0F1115"/>
           <w:lang w:eastAsia="ru-RU"/>
         </w:rPr>
-        <w:t>Ответ:</w:t>
+        <w:t>Ответ:ситуация на пределе допустимых значений, где чаще бывают ошибки (например, 1 января, нулевая цена).</w:t>
       </w:r>
     </w:p>
     <w:p>
@@ -13684,7 +16030,7 @@
           <w:color w:val="0F1115"/>
           <w:lang w:eastAsia="ru-RU"/>
         </w:rPr>
-        <w:t>Ответ:</w:t>
+        <w:t>Ответ:запустить тесты с разными данными (обычными и граничными), сравнить вывод с ожидаемым результатом.</w:t>
       </w:r>
     </w:p>
     <w:p>
@@ -13725,7 +16071,7 @@
           <w:color w:val="0F1115"/>
           <w:lang w:eastAsia="ru-RU"/>
         </w:rPr>
-        <w:t>Ответ:</w:t>
+        <w:t>Ответ:найти причину (логика, данные, формат дат и т. д.), исправить код, снова запустить тест.</w:t>
       </w:r>
     </w:p>
     <w:p>
@@ -13766,7 +16112,7 @@
           <w:color w:val="0F1115"/>
           <w:lang w:eastAsia="ru-RU"/>
         </w:rPr>
-        <w:t>Ответ:</w:t>
+        <w:t>Ответ:зафиксировать рабочую версию кода, чтобы потом можно было вернуться к стабильному состоянию и видеть, какие изменения внесли.</w:t>
       </w:r>
     </w:p>
     <w:p>
@@ -15584,47 +17930,7 @@
           <w:szCs w:val="20"/>
           <w:lang w:eastAsia="ru-RU"/>
         </w:rPr>
-        <w:t xml:space="preserve">Результат: </w:t>
-      </w:r>
-      <w:r>
-        <w:rPr>
-          <w:rFonts w:ascii="Segoe UI Emoji" w:hAnsi="Segoe UI Emoji" w:eastAsia="Times New Roman" w:cs="Segoe UI Emoji"/>
-          <w:color w:val="0F1115"/>
-          <w:sz w:val="20"/>
-          <w:szCs w:val="20"/>
-          <w:lang w:eastAsia="ru-RU"/>
-        </w:rPr>
-        <w:t>✅</w:t>
-      </w:r>
-      <w:r>
-        <w:rPr>
-          <w:rFonts w:ascii="Consolas" w:hAnsi="Consolas" w:eastAsia="Times New Roman" w:cs="Courier New"/>
-          <w:color w:val="0F1115"/>
-          <w:sz w:val="20"/>
-          <w:szCs w:val="20"/>
-          <w:lang w:eastAsia="ru-RU"/>
-        </w:rPr>
-        <w:t xml:space="preserve"> </w:t>
-      </w:r>
-      <w:r>
-        <w:rPr>
-          <w:rFonts w:ascii="Consolas" w:hAnsi="Consolas" w:eastAsia="Times New Roman" w:cs="Consolas"/>
-          <w:color w:val="0F1115"/>
-          <w:sz w:val="20"/>
-          <w:szCs w:val="20"/>
-          <w:lang w:eastAsia="ru-RU"/>
-        </w:rPr>
-        <w:t>УСПЕХ</w:t>
-      </w:r>
-      <w:r>
-        <w:rPr>
-          <w:rFonts w:ascii="Consolas" w:hAnsi="Consolas" w:eastAsia="Times New Roman" w:cs="Courier New"/>
-          <w:color w:val="0F1115"/>
-          <w:sz w:val="20"/>
-          <w:szCs w:val="20"/>
-          <w:lang w:eastAsia="ru-RU"/>
-        </w:rPr>
-        <w:t xml:space="preserve"> / </w:t>
+        <w:t xml:space="preserve">Результат: / </w:t>
       </w:r>
       <w:r>
         <w:rPr>
@@ -15700,7 +18006,7 @@
         <w:wordWrap w:val="0"/>
         <w:spacing w:line="330" w:lineRule="atLeast"/>
         <w:rPr>
-          <w:rFonts w:ascii="Consolas" w:hAnsi="Consolas" w:eastAsia="Times New Roman" w:cs="Courier New"/>
+          <w:rFonts w:hint="default" w:ascii="Consolas" w:hAnsi="Consolas" w:eastAsia="Times New Roman" w:cs="Courier New"/>
           <w:color w:val="0F1115"/>
           <w:sz w:val="20"/>
           <w:szCs w:val="20"/>
@@ -15716,6 +18022,785 @@
           <w:lang w:eastAsia="ru-RU"/>
         </w:rPr>
         <w:t>========================================</w:t>
+      </w:r>
+      <w:r>
+        <w:rPr>
+          <w:rFonts w:hint="default" w:ascii="Consolas" w:hAnsi="Consolas" w:eastAsia="Times New Roman" w:cs="Courier New"/>
+          <w:color w:val="0F1115"/>
+          <w:sz w:val="20"/>
+          <w:szCs w:val="20"/>
+          <w:lang w:eastAsia="ru-RU"/>
+        </w:rPr>
+        <w:t>РАСШИРЕННОЕ ТЕСТИРОВАНИЕ АЛГОРИТМА СКИДКИ</w:t>
+      </w:r>
+    </w:p>
+    <w:p>
+      <w:pPr>
+        <w:tabs>
+          <w:tab w:val="left" w:pos="916"/>
+          <w:tab w:val="left" w:pos="1832"/>
+          <w:tab w:val="left" w:pos="2748"/>
+          <w:tab w:val="left" w:pos="3664"/>
+          <w:tab w:val="left" w:pos="4580"/>
+          <w:tab w:val="left" w:pos="5496"/>
+          <w:tab w:val="left" w:pos="6412"/>
+          <w:tab w:val="left" w:pos="7328"/>
+          <w:tab w:val="left" w:pos="8244"/>
+          <w:tab w:val="left" w:pos="9160"/>
+          <w:tab w:val="left" w:pos="10076"/>
+          <w:tab w:val="left" w:pos="10992"/>
+          <w:tab w:val="left" w:pos="11908"/>
+          <w:tab w:val="left" w:pos="12824"/>
+          <w:tab w:val="left" w:pos="13740"/>
+          <w:tab w:val="left" w:pos="14656"/>
+        </w:tabs>
+        <w:wordWrap w:val="0"/>
+        <w:spacing w:line="330" w:lineRule="atLeast"/>
+        <w:rPr>
+          <w:rFonts w:hint="default" w:ascii="Consolas" w:hAnsi="Consolas" w:eastAsia="Times New Roman" w:cs="Courier New"/>
+          <w:color w:val="0F1115"/>
+          <w:sz w:val="20"/>
+          <w:szCs w:val="20"/>
+          <w:lang w:eastAsia="ru-RU"/>
+        </w:rPr>
+      </w:pPr>
+      <w:r>
+        <w:rPr>
+          <w:rFonts w:hint="default" w:ascii="Consolas" w:hAnsi="Consolas" w:eastAsia="Times New Roman" w:cs="Courier New"/>
+          <w:color w:val="0F1115"/>
+          <w:sz w:val="20"/>
+          <w:szCs w:val="20"/>
+          <w:lang w:eastAsia="ru-RU"/>
+        </w:rPr>
+        <w:t>======================================================================</w:t>
+      </w:r>
+    </w:p>
+    <w:p>
+      <w:pPr>
+        <w:tabs>
+          <w:tab w:val="left" w:pos="916"/>
+          <w:tab w:val="left" w:pos="1832"/>
+          <w:tab w:val="left" w:pos="2748"/>
+          <w:tab w:val="left" w:pos="3664"/>
+          <w:tab w:val="left" w:pos="4580"/>
+          <w:tab w:val="left" w:pos="5496"/>
+          <w:tab w:val="left" w:pos="6412"/>
+          <w:tab w:val="left" w:pos="7328"/>
+          <w:tab w:val="left" w:pos="8244"/>
+          <w:tab w:val="left" w:pos="9160"/>
+          <w:tab w:val="left" w:pos="10076"/>
+          <w:tab w:val="left" w:pos="10992"/>
+          <w:tab w:val="left" w:pos="11908"/>
+          <w:tab w:val="left" w:pos="12824"/>
+          <w:tab w:val="left" w:pos="13740"/>
+          <w:tab w:val="left" w:pos="14656"/>
+        </w:tabs>
+        <w:wordWrap w:val="0"/>
+        <w:spacing w:line="330" w:lineRule="atLeast"/>
+        <w:rPr>
+          <w:rFonts w:hint="default" w:ascii="Consolas" w:hAnsi="Consolas" w:eastAsia="Times New Roman" w:cs="Courier New"/>
+          <w:color w:val="0F1115"/>
+          <w:sz w:val="20"/>
+          <w:szCs w:val="20"/>
+          <w:lang w:eastAsia="ru-RU"/>
+        </w:rPr>
+      </w:pPr>
+      <w:r>
+        <w:rPr>
+          <w:rFonts w:hint="default" w:ascii="Consolas" w:hAnsi="Consolas" w:eastAsia="Times New Roman" w:cs="Courier New"/>
+          <w:color w:val="0F1115"/>
+          <w:sz w:val="20"/>
+          <w:szCs w:val="20"/>
+          <w:lang w:eastAsia="ru-RU"/>
+        </w:rPr>
+        <w:t>✅ Товар 1 на 2026-10-15: 8500 → 8500 (ожидалось 8500) — Заказы есть в сентябре</w:t>
+      </w:r>
+    </w:p>
+    <w:p>
+      <w:pPr>
+        <w:tabs>
+          <w:tab w:val="left" w:pos="916"/>
+          <w:tab w:val="left" w:pos="1832"/>
+          <w:tab w:val="left" w:pos="2748"/>
+          <w:tab w:val="left" w:pos="3664"/>
+          <w:tab w:val="left" w:pos="4580"/>
+          <w:tab w:val="left" w:pos="5496"/>
+          <w:tab w:val="left" w:pos="6412"/>
+          <w:tab w:val="left" w:pos="7328"/>
+          <w:tab w:val="left" w:pos="8244"/>
+          <w:tab w:val="left" w:pos="9160"/>
+          <w:tab w:val="left" w:pos="10076"/>
+          <w:tab w:val="left" w:pos="10992"/>
+          <w:tab w:val="left" w:pos="11908"/>
+          <w:tab w:val="left" w:pos="12824"/>
+          <w:tab w:val="left" w:pos="13740"/>
+          <w:tab w:val="left" w:pos="14656"/>
+        </w:tabs>
+        <w:wordWrap w:val="0"/>
+        <w:spacing w:line="330" w:lineRule="atLeast"/>
+        <w:rPr>
+          <w:rFonts w:hint="default" w:ascii="Consolas" w:hAnsi="Consolas" w:eastAsia="Times New Roman" w:cs="Courier New"/>
+          <w:color w:val="0F1115"/>
+          <w:sz w:val="20"/>
+          <w:szCs w:val="20"/>
+          <w:lang w:eastAsia="ru-RU"/>
+        </w:rPr>
+      </w:pPr>
+      <w:r>
+        <w:rPr>
+          <w:rFonts w:hint="default" w:ascii="Consolas" w:hAnsi="Consolas" w:eastAsia="Times New Roman" w:cs="Courier New"/>
+          <w:color w:val="0F1115"/>
+          <w:sz w:val="20"/>
+          <w:szCs w:val="20"/>
+          <w:lang w:eastAsia="ru-RU"/>
+        </w:rPr>
+        <w:t>✅ Товар 2 на 2026-10-15: 15000 → 11250 (ожидалось 11250) — Заказов нет → скидка</w:t>
+      </w:r>
+    </w:p>
+    <w:p>
+      <w:pPr>
+        <w:tabs>
+          <w:tab w:val="left" w:pos="916"/>
+          <w:tab w:val="left" w:pos="1832"/>
+          <w:tab w:val="left" w:pos="2748"/>
+          <w:tab w:val="left" w:pos="3664"/>
+          <w:tab w:val="left" w:pos="4580"/>
+          <w:tab w:val="left" w:pos="5496"/>
+          <w:tab w:val="left" w:pos="6412"/>
+          <w:tab w:val="left" w:pos="7328"/>
+          <w:tab w:val="left" w:pos="8244"/>
+          <w:tab w:val="left" w:pos="9160"/>
+          <w:tab w:val="left" w:pos="10076"/>
+          <w:tab w:val="left" w:pos="10992"/>
+          <w:tab w:val="left" w:pos="11908"/>
+          <w:tab w:val="left" w:pos="12824"/>
+          <w:tab w:val="left" w:pos="13740"/>
+          <w:tab w:val="left" w:pos="14656"/>
+        </w:tabs>
+        <w:wordWrap w:val="0"/>
+        <w:spacing w:line="330" w:lineRule="atLeast"/>
+        <w:rPr>
+          <w:rFonts w:hint="default" w:ascii="Consolas" w:hAnsi="Consolas" w:eastAsia="Times New Roman" w:cs="Courier New"/>
+          <w:color w:val="0F1115"/>
+          <w:sz w:val="20"/>
+          <w:szCs w:val="20"/>
+          <w:lang w:eastAsia="ru-RU"/>
+        </w:rPr>
+      </w:pPr>
+      <w:r>
+        <w:rPr>
+          <w:rFonts w:hint="default" w:ascii="Consolas" w:hAnsi="Consolas" w:eastAsia="Times New Roman" w:cs="Courier New"/>
+          <w:color w:val="0F1115"/>
+          <w:sz w:val="20"/>
+          <w:szCs w:val="20"/>
+          <w:lang w:eastAsia="ru-RU"/>
+        </w:rPr>
+        <w:t>✅ Товар 3 на 2026-10-15: 12000 → 12000 (ожидалось 12000) — Заказы есть</w:t>
+      </w:r>
+    </w:p>
+    <w:p>
+      <w:pPr>
+        <w:tabs>
+          <w:tab w:val="left" w:pos="916"/>
+          <w:tab w:val="left" w:pos="1832"/>
+          <w:tab w:val="left" w:pos="2748"/>
+          <w:tab w:val="left" w:pos="3664"/>
+          <w:tab w:val="left" w:pos="4580"/>
+          <w:tab w:val="left" w:pos="5496"/>
+          <w:tab w:val="left" w:pos="6412"/>
+          <w:tab w:val="left" w:pos="7328"/>
+          <w:tab w:val="left" w:pos="8244"/>
+          <w:tab w:val="left" w:pos="9160"/>
+          <w:tab w:val="left" w:pos="10076"/>
+          <w:tab w:val="left" w:pos="10992"/>
+          <w:tab w:val="left" w:pos="11908"/>
+          <w:tab w:val="left" w:pos="12824"/>
+          <w:tab w:val="left" w:pos="13740"/>
+          <w:tab w:val="left" w:pos="14656"/>
+        </w:tabs>
+        <w:wordWrap w:val="0"/>
+        <w:spacing w:line="330" w:lineRule="atLeast"/>
+        <w:rPr>
+          <w:rFonts w:hint="default" w:ascii="Consolas" w:hAnsi="Consolas" w:eastAsia="Times New Roman" w:cs="Courier New"/>
+          <w:color w:val="0F1115"/>
+          <w:sz w:val="20"/>
+          <w:szCs w:val="20"/>
+          <w:lang w:eastAsia="ru-RU"/>
+        </w:rPr>
+      </w:pPr>
+      <w:r>
+        <w:rPr>
+          <w:rFonts w:hint="default" w:ascii="Consolas" w:hAnsi="Consolas" w:eastAsia="Times New Roman" w:cs="Courier New"/>
+          <w:color w:val="0F1115"/>
+          <w:sz w:val="20"/>
+          <w:szCs w:val="20"/>
+          <w:lang w:eastAsia="ru-RU"/>
+        </w:rPr>
+        <w:t>✅ Товар 4 на 2026-10-15: 4500 → 3375 (ожидалось 3375) — Заказов нет → скидка</w:t>
+      </w:r>
+    </w:p>
+    <w:p>
+      <w:pPr>
+        <w:tabs>
+          <w:tab w:val="left" w:pos="916"/>
+          <w:tab w:val="left" w:pos="1832"/>
+          <w:tab w:val="left" w:pos="2748"/>
+          <w:tab w:val="left" w:pos="3664"/>
+          <w:tab w:val="left" w:pos="4580"/>
+          <w:tab w:val="left" w:pos="5496"/>
+          <w:tab w:val="left" w:pos="6412"/>
+          <w:tab w:val="left" w:pos="7328"/>
+          <w:tab w:val="left" w:pos="8244"/>
+          <w:tab w:val="left" w:pos="9160"/>
+          <w:tab w:val="left" w:pos="10076"/>
+          <w:tab w:val="left" w:pos="10992"/>
+          <w:tab w:val="left" w:pos="11908"/>
+          <w:tab w:val="left" w:pos="12824"/>
+          <w:tab w:val="left" w:pos="13740"/>
+          <w:tab w:val="left" w:pos="14656"/>
+        </w:tabs>
+        <w:wordWrap w:val="0"/>
+        <w:spacing w:line="330" w:lineRule="atLeast"/>
+        <w:rPr>
+          <w:rFonts w:hint="default" w:ascii="Consolas" w:hAnsi="Consolas" w:eastAsia="Times New Roman" w:cs="Courier New"/>
+          <w:color w:val="0F1115"/>
+          <w:sz w:val="20"/>
+          <w:szCs w:val="20"/>
+          <w:lang w:eastAsia="ru-RU"/>
+        </w:rPr>
+      </w:pPr>
+      <w:r>
+        <w:rPr>
+          <w:rFonts w:hint="default" w:ascii="Consolas" w:hAnsi="Consolas" w:eastAsia="Times New Roman" w:cs="Courier New"/>
+          <w:color w:val="0F1115"/>
+          <w:sz w:val="20"/>
+          <w:szCs w:val="20"/>
+          <w:lang w:eastAsia="ru-RU"/>
+        </w:rPr>
+        <w:t>✅ Товар 5 на 2026-10-15: 6000 → 4500 (ожидалось 4500) — Заказов нет → скидка</w:t>
+      </w:r>
+    </w:p>
+    <w:p>
+      <w:pPr>
+        <w:tabs>
+          <w:tab w:val="left" w:pos="916"/>
+          <w:tab w:val="left" w:pos="1832"/>
+          <w:tab w:val="left" w:pos="2748"/>
+          <w:tab w:val="left" w:pos="3664"/>
+          <w:tab w:val="left" w:pos="4580"/>
+          <w:tab w:val="left" w:pos="5496"/>
+          <w:tab w:val="left" w:pos="6412"/>
+          <w:tab w:val="left" w:pos="7328"/>
+          <w:tab w:val="left" w:pos="8244"/>
+          <w:tab w:val="left" w:pos="9160"/>
+          <w:tab w:val="left" w:pos="10076"/>
+          <w:tab w:val="left" w:pos="10992"/>
+          <w:tab w:val="left" w:pos="11908"/>
+          <w:tab w:val="left" w:pos="12824"/>
+          <w:tab w:val="left" w:pos="13740"/>
+          <w:tab w:val="left" w:pos="14656"/>
+        </w:tabs>
+        <w:wordWrap w:val="0"/>
+        <w:spacing w:line="330" w:lineRule="atLeast"/>
+        <w:rPr>
+          <w:rFonts w:hint="default" w:ascii="Consolas" w:hAnsi="Consolas" w:eastAsia="Times New Roman" w:cs="Courier New"/>
+          <w:color w:val="0F1115"/>
+          <w:sz w:val="20"/>
+          <w:szCs w:val="20"/>
+          <w:lang w:eastAsia="ru-RU"/>
+        </w:rPr>
+      </w:pPr>
+      <w:r>
+        <w:rPr>
+          <w:rFonts w:hint="default" w:ascii="Consolas" w:hAnsi="Consolas" w:eastAsia="Times New Roman" w:cs="Courier New"/>
+          <w:color w:val="0F1115"/>
+          <w:sz w:val="20"/>
+          <w:szCs w:val="20"/>
+          <w:lang w:eastAsia="ru-RU"/>
+        </w:rPr>
+        <w:t>❌ Товар 2 на 2026-11-15: 15000 → 11250 (ожидалось 15000) — В октябре заказы были?</w:t>
+      </w:r>
+    </w:p>
+    <w:p>
+      <w:pPr>
+        <w:tabs>
+          <w:tab w:val="left" w:pos="916"/>
+          <w:tab w:val="left" w:pos="1832"/>
+          <w:tab w:val="left" w:pos="2748"/>
+          <w:tab w:val="left" w:pos="3664"/>
+          <w:tab w:val="left" w:pos="4580"/>
+          <w:tab w:val="left" w:pos="5496"/>
+          <w:tab w:val="left" w:pos="6412"/>
+          <w:tab w:val="left" w:pos="7328"/>
+          <w:tab w:val="left" w:pos="8244"/>
+          <w:tab w:val="left" w:pos="9160"/>
+          <w:tab w:val="left" w:pos="10076"/>
+          <w:tab w:val="left" w:pos="10992"/>
+          <w:tab w:val="left" w:pos="11908"/>
+          <w:tab w:val="left" w:pos="12824"/>
+          <w:tab w:val="left" w:pos="13740"/>
+          <w:tab w:val="left" w:pos="14656"/>
+        </w:tabs>
+        <w:wordWrap w:val="0"/>
+        <w:spacing w:line="330" w:lineRule="atLeast"/>
+        <w:rPr>
+          <w:rFonts w:hint="default" w:ascii="Consolas" w:hAnsi="Consolas" w:eastAsia="Times New Roman" w:cs="Courier New"/>
+          <w:color w:val="0F1115"/>
+          <w:sz w:val="20"/>
+          <w:szCs w:val="20"/>
+          <w:lang w:eastAsia="ru-RU"/>
+        </w:rPr>
+      </w:pPr>
+      <w:r>
+        <w:rPr>
+          <w:rFonts w:hint="default" w:ascii="Consolas" w:hAnsi="Consolas" w:eastAsia="Times New Roman" w:cs="Courier New"/>
+          <w:color w:val="0F1115"/>
+          <w:sz w:val="20"/>
+          <w:szCs w:val="20"/>
+          <w:lang w:eastAsia="ru-RU"/>
+        </w:rPr>
+        <w:t>✅ Товар 1 на 2026-11-15: 8500 → 8500 (ожидалось 8500) — В октябре заказы были?</w:t>
+      </w:r>
+    </w:p>
+    <w:p>
+      <w:pPr>
+        <w:tabs>
+          <w:tab w:val="left" w:pos="916"/>
+          <w:tab w:val="left" w:pos="1832"/>
+          <w:tab w:val="left" w:pos="2748"/>
+          <w:tab w:val="left" w:pos="3664"/>
+          <w:tab w:val="left" w:pos="4580"/>
+          <w:tab w:val="left" w:pos="5496"/>
+          <w:tab w:val="left" w:pos="6412"/>
+          <w:tab w:val="left" w:pos="7328"/>
+          <w:tab w:val="left" w:pos="8244"/>
+          <w:tab w:val="left" w:pos="9160"/>
+          <w:tab w:val="left" w:pos="10076"/>
+          <w:tab w:val="left" w:pos="10992"/>
+          <w:tab w:val="left" w:pos="11908"/>
+          <w:tab w:val="left" w:pos="12824"/>
+          <w:tab w:val="left" w:pos="13740"/>
+          <w:tab w:val="left" w:pos="14656"/>
+        </w:tabs>
+        <w:wordWrap w:val="0"/>
+        <w:spacing w:line="330" w:lineRule="atLeast"/>
+        <w:rPr>
+          <w:rFonts w:hint="default" w:ascii="Consolas" w:hAnsi="Consolas" w:eastAsia="Times New Roman" w:cs="Courier New"/>
+          <w:color w:val="0F1115"/>
+          <w:sz w:val="20"/>
+          <w:szCs w:val="20"/>
+          <w:lang w:eastAsia="ru-RU"/>
+        </w:rPr>
+      </w:pPr>
+      <w:r>
+        <w:rPr>
+          <w:rFonts w:hint="default" w:ascii="Consolas" w:hAnsi="Consolas" w:eastAsia="Times New Roman" w:cs="Courier New"/>
+          <w:color w:val="0F1115"/>
+          <w:sz w:val="20"/>
+          <w:szCs w:val="20"/>
+          <w:lang w:eastAsia="ru-RU"/>
+        </w:rPr>
+        <w:t>✅ Товар 4 на 2026-09-01: 4500 → 3375 (ожидалось 3375) — Август — заказов нет</w:t>
+      </w:r>
+    </w:p>
+    <w:p>
+      <w:pPr>
+        <w:tabs>
+          <w:tab w:val="left" w:pos="916"/>
+          <w:tab w:val="left" w:pos="1832"/>
+          <w:tab w:val="left" w:pos="2748"/>
+          <w:tab w:val="left" w:pos="3664"/>
+          <w:tab w:val="left" w:pos="4580"/>
+          <w:tab w:val="left" w:pos="5496"/>
+          <w:tab w:val="left" w:pos="6412"/>
+          <w:tab w:val="left" w:pos="7328"/>
+          <w:tab w:val="left" w:pos="8244"/>
+          <w:tab w:val="left" w:pos="9160"/>
+          <w:tab w:val="left" w:pos="10076"/>
+          <w:tab w:val="left" w:pos="10992"/>
+          <w:tab w:val="left" w:pos="11908"/>
+          <w:tab w:val="left" w:pos="12824"/>
+          <w:tab w:val="left" w:pos="13740"/>
+          <w:tab w:val="left" w:pos="14656"/>
+        </w:tabs>
+        <w:wordWrap w:val="0"/>
+        <w:spacing w:line="330" w:lineRule="atLeast"/>
+        <w:rPr>
+          <w:rFonts w:hint="default" w:ascii="Consolas" w:hAnsi="Consolas" w:eastAsia="Times New Roman" w:cs="Courier New"/>
+          <w:color w:val="0F1115"/>
+          <w:sz w:val="20"/>
+          <w:szCs w:val="20"/>
+          <w:lang w:eastAsia="ru-RU"/>
+        </w:rPr>
+      </w:pPr>
+      <w:r>
+        <w:rPr>
+          <w:rFonts w:hint="default" w:ascii="Consolas" w:hAnsi="Consolas" w:eastAsia="Times New Roman" w:cs="Courier New"/>
+          <w:color w:val="0F1115"/>
+          <w:sz w:val="20"/>
+          <w:szCs w:val="20"/>
+          <w:lang w:eastAsia="ru-RU"/>
+        </w:rPr>
+        <w:t>✅ Товар 5 на 2026-10-01: 6000 → 4500 (ожидалось 4500) — 1-е число месяца — корректный расчёт</w:t>
+      </w:r>
+    </w:p>
+    <w:p>
+      <w:pPr>
+        <w:tabs>
+          <w:tab w:val="left" w:pos="916"/>
+          <w:tab w:val="left" w:pos="1832"/>
+          <w:tab w:val="left" w:pos="2748"/>
+          <w:tab w:val="left" w:pos="3664"/>
+          <w:tab w:val="left" w:pos="4580"/>
+          <w:tab w:val="left" w:pos="5496"/>
+          <w:tab w:val="left" w:pos="6412"/>
+          <w:tab w:val="left" w:pos="7328"/>
+          <w:tab w:val="left" w:pos="8244"/>
+          <w:tab w:val="left" w:pos="9160"/>
+          <w:tab w:val="left" w:pos="10076"/>
+          <w:tab w:val="left" w:pos="10992"/>
+          <w:tab w:val="left" w:pos="11908"/>
+          <w:tab w:val="left" w:pos="12824"/>
+          <w:tab w:val="left" w:pos="13740"/>
+          <w:tab w:val="left" w:pos="14656"/>
+        </w:tabs>
+        <w:wordWrap w:val="0"/>
+        <w:spacing w:line="330" w:lineRule="atLeast"/>
+        <w:rPr>
+          <w:rFonts w:hint="default" w:ascii="Consolas" w:hAnsi="Consolas" w:eastAsia="Times New Roman" w:cs="Courier New"/>
+          <w:color w:val="0F1115"/>
+          <w:sz w:val="20"/>
+          <w:szCs w:val="20"/>
+          <w:lang w:eastAsia="ru-RU"/>
+        </w:rPr>
+      </w:pPr>
+      <w:r>
+        <w:rPr>
+          <w:rFonts w:hint="default" w:ascii="Consolas" w:hAnsi="Consolas" w:eastAsia="Times New Roman" w:cs="Courier New"/>
+          <w:color w:val="0F1115"/>
+          <w:sz w:val="20"/>
+          <w:szCs w:val="20"/>
+          <w:lang w:eastAsia="ru-RU"/>
+        </w:rPr>
+        <w:t>✅ Товар 5 на 2026-10-31: 6000 → 4500 (ожидалось 4500) — Последний день месяца — корректный расчёт</w:t>
+      </w:r>
+    </w:p>
+    <w:p>
+      <w:pPr>
+        <w:tabs>
+          <w:tab w:val="left" w:pos="916"/>
+          <w:tab w:val="left" w:pos="1832"/>
+          <w:tab w:val="left" w:pos="2748"/>
+          <w:tab w:val="left" w:pos="3664"/>
+          <w:tab w:val="left" w:pos="4580"/>
+          <w:tab w:val="left" w:pos="5496"/>
+          <w:tab w:val="left" w:pos="6412"/>
+          <w:tab w:val="left" w:pos="7328"/>
+          <w:tab w:val="left" w:pos="8244"/>
+          <w:tab w:val="left" w:pos="9160"/>
+          <w:tab w:val="left" w:pos="10076"/>
+          <w:tab w:val="left" w:pos="10992"/>
+          <w:tab w:val="left" w:pos="11908"/>
+          <w:tab w:val="left" w:pos="12824"/>
+          <w:tab w:val="left" w:pos="13740"/>
+          <w:tab w:val="left" w:pos="14656"/>
+        </w:tabs>
+        <w:wordWrap w:val="0"/>
+        <w:spacing w:line="330" w:lineRule="atLeast"/>
+        <w:rPr>
+          <w:rFonts w:hint="default" w:ascii="Consolas" w:hAnsi="Consolas" w:eastAsia="Times New Roman" w:cs="Courier New"/>
+          <w:color w:val="0F1115"/>
+          <w:sz w:val="20"/>
+          <w:szCs w:val="20"/>
+          <w:lang w:eastAsia="ru-RU"/>
+        </w:rPr>
+      </w:pPr>
+      <w:r>
+        <w:rPr>
+          <w:rFonts w:hint="default" w:ascii="Consolas" w:hAnsi="Consolas" w:eastAsia="Times New Roman" w:cs="Courier New"/>
+          <w:color w:val="0F1115"/>
+          <w:sz w:val="20"/>
+          <w:szCs w:val="20"/>
+          <w:lang w:eastAsia="ru-RU"/>
+        </w:rPr>
+        <w:t>✅ Товар 3 на 2026-10-15: 0 → 0 (ожидалось 0) — Нулевая цена — без ошибок</w:t>
+      </w:r>
+    </w:p>
+    <w:p>
+      <w:pPr>
+        <w:tabs>
+          <w:tab w:val="left" w:pos="916"/>
+          <w:tab w:val="left" w:pos="1832"/>
+          <w:tab w:val="left" w:pos="2748"/>
+          <w:tab w:val="left" w:pos="3664"/>
+          <w:tab w:val="left" w:pos="4580"/>
+          <w:tab w:val="left" w:pos="5496"/>
+          <w:tab w:val="left" w:pos="6412"/>
+          <w:tab w:val="left" w:pos="7328"/>
+          <w:tab w:val="left" w:pos="8244"/>
+          <w:tab w:val="left" w:pos="9160"/>
+          <w:tab w:val="left" w:pos="10076"/>
+          <w:tab w:val="left" w:pos="10992"/>
+          <w:tab w:val="left" w:pos="11908"/>
+          <w:tab w:val="left" w:pos="12824"/>
+          <w:tab w:val="left" w:pos="13740"/>
+          <w:tab w:val="left" w:pos="14656"/>
+        </w:tabs>
+        <w:wordWrap w:val="0"/>
+        <w:spacing w:line="330" w:lineRule="atLeast"/>
+        <w:rPr>
+          <w:rFonts w:hint="default" w:ascii="Consolas" w:hAnsi="Consolas" w:eastAsia="Times New Roman" w:cs="Courier New"/>
+          <w:color w:val="0F1115"/>
+          <w:sz w:val="20"/>
+          <w:szCs w:val="20"/>
+          <w:lang w:eastAsia="ru-RU"/>
+        </w:rPr>
+      </w:pPr>
+      <w:r>
+        <w:rPr>
+          <w:rFonts w:hint="default" w:ascii="Consolas" w:hAnsi="Consolas" w:eastAsia="Times New Roman" w:cs="Courier New"/>
+          <w:color w:val="0F1115"/>
+          <w:sz w:val="20"/>
+          <w:szCs w:val="20"/>
+          <w:lang w:eastAsia="ru-RU"/>
+        </w:rPr>
+        <w:t>❌ Товар 1 на 2026-10-15: -1000 → -1000 (ожидалось -1) — Отрицательная цена — отклонено</w:t>
+      </w:r>
+    </w:p>
+    <w:p>
+      <w:pPr>
+        <w:tabs>
+          <w:tab w:val="left" w:pos="916"/>
+          <w:tab w:val="left" w:pos="1832"/>
+          <w:tab w:val="left" w:pos="2748"/>
+          <w:tab w:val="left" w:pos="3664"/>
+          <w:tab w:val="left" w:pos="4580"/>
+          <w:tab w:val="left" w:pos="5496"/>
+          <w:tab w:val="left" w:pos="6412"/>
+          <w:tab w:val="left" w:pos="7328"/>
+          <w:tab w:val="left" w:pos="8244"/>
+          <w:tab w:val="left" w:pos="9160"/>
+          <w:tab w:val="left" w:pos="10076"/>
+          <w:tab w:val="left" w:pos="10992"/>
+          <w:tab w:val="left" w:pos="11908"/>
+          <w:tab w:val="left" w:pos="12824"/>
+          <w:tab w:val="left" w:pos="13740"/>
+          <w:tab w:val="left" w:pos="14656"/>
+        </w:tabs>
+        <w:wordWrap w:val="0"/>
+        <w:spacing w:line="330" w:lineRule="atLeast"/>
+        <w:rPr>
+          <w:rFonts w:hint="default" w:ascii="Consolas" w:hAnsi="Consolas" w:eastAsia="Times New Roman" w:cs="Courier New"/>
+          <w:color w:val="0F1115"/>
+          <w:sz w:val="20"/>
+          <w:szCs w:val="20"/>
+          <w:lang w:eastAsia="ru-RU"/>
+        </w:rPr>
+      </w:pPr>
+      <w:r>
+        <w:rPr>
+          <w:rFonts w:hint="default" w:ascii="Consolas" w:hAnsi="Consolas" w:eastAsia="Times New Roman" w:cs="Courier New"/>
+          <w:color w:val="0F1115"/>
+          <w:sz w:val="20"/>
+          <w:szCs w:val="20"/>
+          <w:lang w:eastAsia="ru-RU"/>
+        </w:rPr>
+        <w:t>✅ Товар 2 на 2026-11-15: 15000 → 11250 (ожидалось 11250) — Заказы в августе, но не в октябре → скидка</w:t>
+      </w:r>
+    </w:p>
+    <w:p>
+      <w:pPr>
+        <w:tabs>
+          <w:tab w:val="left" w:pos="916"/>
+          <w:tab w:val="left" w:pos="1832"/>
+          <w:tab w:val="left" w:pos="2748"/>
+          <w:tab w:val="left" w:pos="3664"/>
+          <w:tab w:val="left" w:pos="4580"/>
+          <w:tab w:val="left" w:pos="5496"/>
+          <w:tab w:val="left" w:pos="6412"/>
+          <w:tab w:val="left" w:pos="7328"/>
+          <w:tab w:val="left" w:pos="8244"/>
+          <w:tab w:val="left" w:pos="9160"/>
+          <w:tab w:val="left" w:pos="10076"/>
+          <w:tab w:val="left" w:pos="10992"/>
+          <w:tab w:val="left" w:pos="11908"/>
+          <w:tab w:val="left" w:pos="12824"/>
+          <w:tab w:val="left" w:pos="13740"/>
+          <w:tab w:val="left" w:pos="14656"/>
+        </w:tabs>
+        <w:wordWrap w:val="0"/>
+        <w:spacing w:line="330" w:lineRule="atLeast"/>
+        <w:rPr>
+          <w:rFonts w:hint="default" w:ascii="Consolas" w:hAnsi="Consolas" w:eastAsia="Times New Roman" w:cs="Courier New"/>
+          <w:color w:val="0F1115"/>
+          <w:sz w:val="20"/>
+          <w:szCs w:val="20"/>
+          <w:lang w:eastAsia="ru-RU"/>
+        </w:rPr>
+      </w:pPr>
+    </w:p>
+    <w:p>
+      <w:pPr>
+        <w:tabs>
+          <w:tab w:val="left" w:pos="916"/>
+          <w:tab w:val="left" w:pos="1832"/>
+          <w:tab w:val="left" w:pos="2748"/>
+          <w:tab w:val="left" w:pos="3664"/>
+          <w:tab w:val="left" w:pos="4580"/>
+          <w:tab w:val="left" w:pos="5496"/>
+          <w:tab w:val="left" w:pos="6412"/>
+          <w:tab w:val="left" w:pos="7328"/>
+          <w:tab w:val="left" w:pos="8244"/>
+          <w:tab w:val="left" w:pos="9160"/>
+          <w:tab w:val="left" w:pos="10076"/>
+          <w:tab w:val="left" w:pos="10992"/>
+          <w:tab w:val="left" w:pos="11908"/>
+          <w:tab w:val="left" w:pos="12824"/>
+          <w:tab w:val="left" w:pos="13740"/>
+          <w:tab w:val="left" w:pos="14656"/>
+        </w:tabs>
+        <w:wordWrap w:val="0"/>
+        <w:spacing w:line="330" w:lineRule="atLeast"/>
+        <w:rPr>
+          <w:rFonts w:hint="default" w:ascii="Consolas" w:hAnsi="Consolas" w:eastAsia="Times New Roman" w:cs="Courier New"/>
+          <w:color w:val="0F1115"/>
+          <w:sz w:val="20"/>
+          <w:szCs w:val="20"/>
+          <w:lang w:eastAsia="ru-RU"/>
+        </w:rPr>
+      </w:pPr>
+      <w:r>
+        <w:rPr>
+          <w:rFonts w:hint="default" w:ascii="Consolas" w:hAnsi="Consolas" w:eastAsia="Times New Roman" w:cs="Courier New"/>
+          <w:color w:val="0F1115"/>
+          <w:sz w:val="20"/>
+          <w:szCs w:val="20"/>
+          <w:lang w:eastAsia="ru-RU"/>
+        </w:rPr>
+        <w:t>========================================</w:t>
+      </w:r>
+    </w:p>
+    <w:p>
+      <w:pPr>
+        <w:tabs>
+          <w:tab w:val="left" w:pos="916"/>
+          <w:tab w:val="left" w:pos="1832"/>
+          <w:tab w:val="left" w:pos="2748"/>
+          <w:tab w:val="left" w:pos="3664"/>
+          <w:tab w:val="left" w:pos="4580"/>
+          <w:tab w:val="left" w:pos="5496"/>
+          <w:tab w:val="left" w:pos="6412"/>
+          <w:tab w:val="left" w:pos="7328"/>
+          <w:tab w:val="left" w:pos="8244"/>
+          <w:tab w:val="left" w:pos="9160"/>
+          <w:tab w:val="left" w:pos="10076"/>
+          <w:tab w:val="left" w:pos="10992"/>
+          <w:tab w:val="left" w:pos="11908"/>
+          <w:tab w:val="left" w:pos="12824"/>
+          <w:tab w:val="left" w:pos="13740"/>
+          <w:tab w:val="left" w:pos="14656"/>
+        </w:tabs>
+        <w:wordWrap w:val="0"/>
+        <w:spacing w:line="330" w:lineRule="atLeast"/>
+        <w:rPr>
+          <w:rFonts w:hint="default" w:ascii="Consolas" w:hAnsi="Consolas" w:eastAsia="Times New Roman" w:cs="Courier New"/>
+          <w:color w:val="0F1115"/>
+          <w:sz w:val="20"/>
+          <w:szCs w:val="20"/>
+          <w:lang w:eastAsia="ru-RU"/>
+        </w:rPr>
+      </w:pPr>
+      <w:r>
+        <w:rPr>
+          <w:rFonts w:hint="default" w:ascii="Consolas" w:hAnsi="Consolas" w:eastAsia="Times New Roman" w:cs="Courier New"/>
+          <w:color w:val="0F1115"/>
+          <w:sz w:val="20"/>
+          <w:szCs w:val="20"/>
+          <w:lang w:eastAsia="ru-RU"/>
+        </w:rPr>
+        <w:t>ОТЧЁТ О ТЕСТИРОВАНИИ</w:t>
+      </w:r>
+    </w:p>
+    <w:p>
+      <w:pPr>
+        <w:tabs>
+          <w:tab w:val="left" w:pos="916"/>
+          <w:tab w:val="left" w:pos="1832"/>
+          <w:tab w:val="left" w:pos="2748"/>
+          <w:tab w:val="left" w:pos="3664"/>
+          <w:tab w:val="left" w:pos="4580"/>
+          <w:tab w:val="left" w:pos="5496"/>
+          <w:tab w:val="left" w:pos="6412"/>
+          <w:tab w:val="left" w:pos="7328"/>
+          <w:tab w:val="left" w:pos="8244"/>
+          <w:tab w:val="left" w:pos="9160"/>
+          <w:tab w:val="left" w:pos="10076"/>
+          <w:tab w:val="left" w:pos="10992"/>
+          <w:tab w:val="left" w:pos="11908"/>
+          <w:tab w:val="left" w:pos="12824"/>
+          <w:tab w:val="left" w:pos="13740"/>
+          <w:tab w:val="left" w:pos="14656"/>
+        </w:tabs>
+        <w:wordWrap w:val="0"/>
+        <w:spacing w:line="330" w:lineRule="atLeast"/>
+        <w:rPr>
+          <w:rFonts w:hint="default" w:ascii="Consolas" w:hAnsi="Consolas" w:eastAsia="Times New Roman" w:cs="Courier New"/>
+          <w:color w:val="0F1115"/>
+          <w:sz w:val="20"/>
+          <w:szCs w:val="20"/>
+          <w:lang w:eastAsia="ru-RU"/>
+        </w:rPr>
+      </w:pPr>
+      <w:r>
+        <w:rPr>
+          <w:rFonts w:hint="default" w:ascii="Consolas" w:hAnsi="Consolas" w:eastAsia="Times New Roman" w:cs="Courier New"/>
+          <w:color w:val="0F1115"/>
+          <w:sz w:val="20"/>
+          <w:szCs w:val="20"/>
+          <w:lang w:eastAsia="ru-RU"/>
+        </w:rPr>
+        <w:t>Пройдено: 11 / 13</w:t>
+      </w:r>
+    </w:p>
+    <w:p>
+      <w:pPr>
+        <w:tabs>
+          <w:tab w:val="left" w:pos="916"/>
+          <w:tab w:val="left" w:pos="1832"/>
+          <w:tab w:val="left" w:pos="2748"/>
+          <w:tab w:val="left" w:pos="3664"/>
+          <w:tab w:val="left" w:pos="4580"/>
+          <w:tab w:val="left" w:pos="5496"/>
+          <w:tab w:val="left" w:pos="6412"/>
+          <w:tab w:val="left" w:pos="7328"/>
+          <w:tab w:val="left" w:pos="8244"/>
+          <w:tab w:val="left" w:pos="9160"/>
+          <w:tab w:val="left" w:pos="10076"/>
+          <w:tab w:val="left" w:pos="10992"/>
+          <w:tab w:val="left" w:pos="11908"/>
+          <w:tab w:val="left" w:pos="12824"/>
+          <w:tab w:val="left" w:pos="13740"/>
+          <w:tab w:val="left" w:pos="14656"/>
+        </w:tabs>
+        <w:wordWrap w:val="0"/>
+        <w:spacing w:line="330" w:lineRule="atLeast"/>
+        <w:rPr>
+          <w:rFonts w:hint="default" w:ascii="Consolas" w:hAnsi="Consolas" w:eastAsia="Times New Roman" w:cs="Courier New"/>
+          <w:color w:val="0F1115"/>
+          <w:sz w:val="20"/>
+          <w:szCs w:val="20"/>
+          <w:lang w:val="en-US" w:eastAsia="ru-RU"/>
+        </w:rPr>
+      </w:pPr>
+      <w:r>
+        <w:rPr>
+          <w:rFonts w:hint="default" w:ascii="Consolas" w:hAnsi="Consolas" w:eastAsia="Times New Roman" w:cs="Courier New"/>
+          <w:color w:val="0F1115"/>
+          <w:sz w:val="20"/>
+          <w:szCs w:val="20"/>
+          <w:lang w:eastAsia="ru-RU"/>
+        </w:rPr>
+        <w:t>Результат: ❌ ЕСТЬ ОШИБКИ</w:t>
       </w:r>
     </w:p>
     <w:p>
@@ -16003,6 +19088,26 @@
         </w:rPr>
         <w:t>URL:</w:t>
       </w:r>
+      <w:r>
+        <w:rPr>
+          <w:rFonts w:hint="default" w:ascii="Segoe UI" w:hAnsi="Segoe UI" w:eastAsia="Times New Roman" w:cs="Segoe UI"/>
+          <w:b/>
+          <w:bCs/>
+          <w:color w:val="0F1115"/>
+          <w:lang w:val="en-US" w:eastAsia="ru-RU"/>
+        </w:rPr>
+        <w:t xml:space="preserve">   </w:t>
+      </w:r>
+      <w:r>
+        <w:rPr>
+          <w:rFonts w:hint="default" w:ascii="Segoe UI" w:hAnsi="Segoe UI" w:eastAsia="Times New Roman"/>
+          <w:b/>
+          <w:bCs/>
+          <w:color w:val="0F1115"/>
+          <w:lang w:eastAsia="ru-RU"/>
+        </w:rPr>
+        <w:t>https://github.com/aliyevbandar-wq/up02-project-Aliyev-main/tree/main</w:t>
+      </w:r>
     </w:p>
     <w:p>
       <w:pPr>
@@ -16024,6 +19129,8 @@
         </w:rPr>
         <w:t>Проверка:</w:t>
       </w:r>
+      <w:bookmarkStart w:id="0" w:name="_GoBack"/>
+      <w:bookmarkEnd w:id="0"/>
     </w:p>
     <w:p>
       <w:pPr>
@@ -16376,7 +19483,7 @@
     <w:sdtPr>
       <w:id w:val="1533067403"/>
       <w:docPartObj>
-        <w:docPartGallery w:val="AutoText"/>
+        <w:docPartGallery w:val="autotext"/>
       </w:docPartObj>
     </w:sdtPr>
     <w:sdtContent>
@@ -17761,7 +20868,7 @@
     <w:lsdException w:uiPriority="99" w:name="Body Text Indent 2"/>
     <w:lsdException w:uiPriority="99" w:name="Body Text Indent 3"/>
     <w:lsdException w:uiPriority="99" w:name="Block Text"/>
-    <w:lsdException w:uiPriority="99" w:name="Hyperlink"/>
+    <w:lsdException w:qFormat="1" w:uiPriority="99" w:name="Hyperlink"/>
     <w:lsdException w:uiPriority="99" w:name="FollowedHyperlink"/>
     <w:lsdException w:qFormat="1" w:unhideWhenUsed="0" w:uiPriority="22" w:semiHidden="0" w:name="Strong"/>
     <w:lsdException w:qFormat="1" w:unhideWhenUsed="0" w:uiPriority="20" w:semiHidden="0" w:name="Emphasis"/>
@@ -17772,10 +20879,10 @@
     <w:lsdException w:uiPriority="99" w:name="HTML Acronym"/>
     <w:lsdException w:uiPriority="99" w:name="HTML Address"/>
     <w:lsdException w:uiPriority="99" w:name="HTML Cite"/>
-    <w:lsdException w:uiPriority="99" w:name="HTML Code"/>
+    <w:lsdException w:qFormat="1" w:uiPriority="99" w:name="HTML Code"/>
     <w:lsdException w:uiPriority="99" w:name="HTML Definition"/>
     <w:lsdException w:uiPriority="99" w:name="HTML Keyboard"/>
-    <w:lsdException w:uiPriority="99" w:name="HTML Preformatted"/>
+    <w:lsdException w:qFormat="1" w:uiPriority="99" w:name="HTML Preformatted"/>
     <w:lsdException w:uiPriority="99" w:name="HTML Sample"/>
     <w:lsdException w:uiPriority="99" w:name="HTML Typewriter"/>
     <w:lsdException w:uiPriority="99" w:name="HTML Variable"/>
@@ -17933,6 +21040,7 @@
     <w:basedOn w:val="5"/>
     <w:semiHidden/>
     <w:unhideWhenUsed/>
+    <w:qFormat/>
     <w:uiPriority w:val="99"/>
     <w:rPr>
       <w:color w:val="0000FF"/>
@@ -17944,6 +21052,7 @@
     <w:basedOn w:val="5"/>
     <w:semiHidden/>
     <w:unhideWhenUsed/>
+    <w:qFormat/>
     <w:uiPriority w:val="99"/>
     <w:rPr>
       <w:rFonts w:ascii="Courier New" w:hAnsi="Courier New" w:eastAsia="Times New Roman" w:cs="Courier New"/>
@@ -17997,6 +21106,7 @@
     <w:link w:val="19"/>
     <w:semiHidden/>
     <w:unhideWhenUsed/>
+    <w:qFormat/>
     <w:uiPriority w:val="99"/>
     <w:pPr>
       <w:tabs>
